--- a/вкр/лабы/Определение_предметной_области.docx
+++ b/вкр/лабы/Определение_предметной_области.docx
@@ -171,7 +171,6 @@
       <w:r>
         <w:rPr>
           <w:rFonts w:ascii="Times New Roman" w:hAnsi="Times New Roman" w:cs="Times New Roman"/>
-          <w:szCs w:val="28"/>
           <w:lang w:val="ru-RU"/>
         </w:rPr>
       </w:r>
@@ -228,6 +227,12 @@
         <w:rPr>
           <w:rFonts w:ascii="Times New Roman" w:hAnsi="Times New Roman" w:cs="Times New Roman"/>
           <w:szCs w:val="28"/>
+          <w:lang w:val="ru-RU"/>
+        </w:rPr>
+      </w:r>
+      <w:r>
+        <w:rPr>
+          <w:rFonts w:ascii="Times New Roman" w:hAnsi="Times New Roman" w:cs="Times New Roman"/>
           <w:lang w:val="ru-RU"/>
         </w:rPr>
       </w:r>
@@ -658,6 +663,18 @@
           <w:lang w:val="ru-RU"/>
         </w:rPr>
       </w:r>
+    </w:p>
+    <w:p>
+      <w:pPr>
+        <w:pBdr/>
+        <w:spacing/>
+        <w:ind/>
+        <w:jc w:val="both"/>
+        <w:rPr>
+          <w:rFonts w:ascii="Times New Roman" w:hAnsi="Times New Roman" w:cs="Times New Roman"/>
+          <w:lang w:val="ru-RU"/>
+        </w:rPr>
+      </w:pPr>
       <w:r>
         <w:rPr>
           <w:rFonts w:ascii="Times New Roman" w:hAnsi="Times New Roman" w:cs="Times New Roman"/>
@@ -675,47 +692,6 @@
       <w:r>
         <w:rPr>
           <w:rFonts w:ascii="Times New Roman" w:hAnsi="Times New Roman" w:cs="Times New Roman"/>
-          <w:szCs w:val="28"/>
-          <w:lang w:val="ru-RU"/>
-        </w:rPr>
-      </w:r>
-      <w:r>
-        <w:rPr>
-          <w:rFonts w:ascii="Times New Roman" w:hAnsi="Times New Roman" w:cs="Times New Roman"/>
-          <w:szCs w:val="28"/>
-          <w:lang w:val="ru-RU"/>
-        </w:rPr>
-      </w:r>
-    </w:p>
-    <w:p>
-      <w:pPr>
-        <w:pBdr/>
-        <w:spacing/>
-        <w:ind/>
-        <w:jc w:val="both"/>
-        <w:rPr>
-          <w:rFonts w:ascii="Times New Roman" w:hAnsi="Times New Roman" w:cs="Times New Roman"/>
-          <w:lang w:val="ru-RU"/>
-        </w:rPr>
-      </w:pPr>
-      <w:r>
-        <w:rPr>
-          <w:rFonts w:ascii="Times New Roman" w:hAnsi="Times New Roman" w:cs="Times New Roman"/>
-          <w:szCs w:val="28"/>
-          <w:lang w:val="ru-RU"/>
-        </w:rPr>
-      </w:r>
-      <w:r>
-        <w:rPr>
-          <w:rFonts w:ascii="Times New Roman" w:hAnsi="Times New Roman" w:cs="Times New Roman"/>
-          <w:szCs w:val="28"/>
-          <w:lang w:val="ru-RU"/>
-        </w:rPr>
-      </w:r>
-      <w:r>
-        <w:rPr>
-          <w:rFonts w:ascii="Times New Roman" w:hAnsi="Times New Roman" w:cs="Times New Roman"/>
-          <w:szCs w:val="28"/>
           <w:lang w:val="ru-RU"/>
         </w:rPr>
       </w:r>
@@ -838,7 +814,6 @@
       <w:r>
         <w:rPr>
           <w:rFonts w:ascii="Times New Roman" w:hAnsi="Times New Roman" w:cs="Times New Roman"/>
-          <w:szCs w:val="28"/>
           <w:lang w:val="ru-RU"/>
         </w:rPr>
       </w:r>
@@ -866,51 +841,6 @@
       <w:r>
         <w:rPr>
           <w:rFonts w:ascii="Times New Roman" w:hAnsi="Times New Roman" w:cs="Times New Roman"/>
-          <w:szCs w:val="28"/>
-          <w:lang w:val="ru-RU"/>
-        </w:rPr>
-      </w:r>
-      <w:r>
-        <w:rPr>
-          <w:rFonts w:ascii="Times New Roman" w:hAnsi="Times New Roman" w:cs="Times New Roman"/>
-          <w:highlight w:val="none"/>
-          <w:lang w:val="ru-RU"/>
-        </w:rPr>
-      </w:r>
-      <w:r>
-        <w:rPr>
-          <w:rFonts w:ascii="Times New Roman" w:hAnsi="Times New Roman" w:cs="Times New Roman"/>
-          <w:szCs w:val="28"/>
-          <w:highlight w:val="none"/>
-          <w:lang w:val="ru-RU" w:bidi="ru-RU"/>
-        </w:rPr>
-      </w:r>
-      <w:r>
-        <w:rPr>
-          <w:rFonts w:ascii="Times New Roman" w:hAnsi="Times New Roman" w:cs="Times New Roman"/>
-          <w:szCs w:val="28"/>
-          <w:highlight w:val="none"/>
-          <w:lang w:val="ru-RU" w:bidi="ru-RU"/>
-        </w:rPr>
-      </w:r>
-      <w:r>
-        <w:rPr>
-          <w:rFonts w:ascii="Times New Roman" w:hAnsi="Times New Roman" w:cs="Times New Roman"/>
-          <w:szCs w:val="28"/>
-          <w:highlight w:val="none"/>
-          <w:lang w:val="ru-RU"/>
-        </w:rPr>
-      </w:r>
-      <w:r>
-        <w:rPr>
-          <w:rFonts w:ascii="Times New Roman" w:hAnsi="Times New Roman" w:cs="Times New Roman"/>
-          <w:highlight w:val="none"/>
-          <w:lang w:val="ru-RU"/>
-        </w:rPr>
-      </w:r>
-      <w:r>
-        <w:rPr>
-          <w:rFonts w:ascii="Times New Roman" w:hAnsi="Times New Roman" w:cs="Times New Roman"/>
           <w:lang w:val="ru-RU"/>
         </w:rPr>
         <w:br w:type="page" w:clear="all"/>
@@ -918,12 +848,7 @@
       <w:r>
         <w:rPr>
           <w:rFonts w:ascii="Times New Roman" w:hAnsi="Times New Roman" w:cs="Times New Roman"/>
-          <w:lang w:val="ru-RU"/>
-        </w:rPr>
-      </w:r>
-      <w:r>
-        <w:rPr>
-          <w:rFonts w:ascii="Times New Roman" w:hAnsi="Times New Roman" w:cs="Times New Roman"/>
+          <w:highlight w:val="none"/>
           <w:lang w:val="ru-RU"/>
         </w:rPr>
       </w:r>
@@ -937,7 +862,7 @@
     </w:p>
     <w:p>
       <w:pPr>
-        <w:pStyle w:val="827"/>
+        <w:pStyle w:val="829"/>
         <w:pBdr/>
         <w:spacing/>
         <w:ind/>
@@ -949,8 +874,11 @@
       <w:r>
         <w:t xml:space="preserve">Предметная область</w:t>
       </w:r>
-      <w:r/>
-      <w:r/>
+      <w:r>
+        <w:rPr>
+          <w14:ligatures w14:val="none"/>
+        </w:rPr>
+      </w:r>
     </w:p>
     <w:p>
       <w:pPr>
@@ -996,20 +924,6 @@
           <w:szCs w:val="28"/>
         </w:rPr>
         <w:t xml:space="preserve">оизводительности и все больше ориентируется на понимание внутреннего состояния сотрудников - их мотивации, вовлеченности и уровня стресса. </w:t>
-      </w:r>
-      <w:r>
-        <w:rPr>
-          <w:rFonts w:ascii="Times New Roman" w:hAnsi="Times New Roman" w:eastAsia="Times New Roman" w:cs="Times New Roman"/>
-          <w:sz w:val="28"/>
-          <w:szCs w:val="28"/>
-        </w:rPr>
-      </w:r>
-      <w:r>
-        <w:rPr>
-          <w:rFonts w:ascii="Times New Roman" w:hAnsi="Times New Roman" w:eastAsia="Times New Roman" w:cs="Times New Roman"/>
-          <w:sz w:val="28"/>
-          <w:szCs w:val="28"/>
-        </w:rPr>
       </w:r>
       <w:r>
         <w:rPr>
@@ -1050,7 +964,6 @@
           <w:szCs w:val="28"/>
         </w:rPr>
       </w:r>
-      <w:r/>
       <w:r>
         <w:rPr>
           <w:rFonts w:ascii="Times New Roman" w:hAnsi="Times New Roman" w:eastAsia="Times New Roman" w:cs="Times New Roman"/>
@@ -1061,30 +974,428 @@
     </w:p>
     <w:p>
       <w:pPr>
-        <w:pStyle w:val="827"/>
-        <w:pBdr/>
-        <w:spacing/>
-        <w:ind/>
-        <w:jc w:val="both"/>
-        <w:rPr>
-          <w:rFonts w:ascii="Times New Roman" w:hAnsi="Times New Roman" w:cs="Times New Roman"/>
-          <w:sz w:val="28"/>
-          <w:szCs w:val="28"/>
-        </w:rPr>
+        <w:pStyle w:val="829"/>
+        <w:pBdr/>
+        <w:spacing/>
+        <w:ind/>
+        <w:rPr/>
       </w:pPr>
       <w:r>
         <w:rPr>
           <w:rFonts w:ascii="Times New Roman" w:hAnsi="Times New Roman" w:eastAsia="Times New Roman" w:cs="Times New Roman"/>
           <w:sz w:val="28"/>
           <w:szCs w:val="28"/>
+          <w:highlight w:val="none"/>
         </w:rPr>
-        <w:t xml:space="preserve">Описание ключевых HR-процессов</w:t>
+        <w:t xml:space="preserve">Описание ключевых </w:t>
+      </w:r>
+      <w:r>
+        <w:rPr>
+          <w:highlight w:val="none"/>
+        </w:rPr>
+        <w:t xml:space="preserve">HR</w:t>
       </w:r>
       <w:r>
         <w:rPr>
           <w:rFonts w:ascii="Times New Roman" w:hAnsi="Times New Roman" w:eastAsia="Times New Roman" w:cs="Times New Roman"/>
           <w:sz w:val="28"/>
           <w:szCs w:val="28"/>
+          <w:highlight w:val="none"/>
+        </w:rPr>
+        <w:t xml:space="preserve">-процессов</w:t>
+      </w:r>
+      <w:r>
+        <w:rPr>
+          <w:rFonts w:ascii="Times New Roman" w:hAnsi="Times New Roman" w:eastAsia="Times New Roman" w:cs="Times New Roman"/>
+          <w:sz w:val="28"/>
+          <w:szCs w:val="28"/>
+          <w:highlight w:val="none"/>
+        </w:rPr>
+      </w:r>
+    </w:p>
+    <w:p>
+      <w:pPr>
+        <w:pBdr/>
+        <w:spacing/>
+        <w:ind/>
+        <w:rPr/>
+      </w:pPr>
+      <w:r>
+        <w:rPr>
+          <w:rFonts w:ascii="Times New Roman" w:hAnsi="Times New Roman" w:eastAsia="Times New Roman" w:cs="Times New Roman"/>
+          <w:sz w:val="28"/>
+          <w:szCs w:val="28"/>
+          <w:highlight w:val="none"/>
+        </w:rPr>
+        <w:t xml:space="preserve">Для полного понимания предметной области необходимо рассмотреть два основных процесса, в которых будет применяться система: проведение собеседования и мониторинг состояния сотрудников на совещании. Каждый из этих процессов имеет свои особенности, и именно в</w:t>
+      </w:r>
+      <w:r>
+        <w:rPr>
+          <w:rFonts w:ascii="Times New Roman" w:hAnsi="Times New Roman" w:eastAsia="Times New Roman" w:cs="Times New Roman"/>
+          <w:sz w:val="28"/>
+          <w:szCs w:val="28"/>
+          <w:highlight w:val="none"/>
+        </w:rPr>
+        <w:t xml:space="preserve"> них возникают наиболее острые проблемы, связанные с анализом эмоционального состояния участников. Ниже приведено подробное описание текущих процессов, протекающих без использования автоматизированных систем, и какие трудности они вызывают.</w:t>
+      </w:r>
+      <w:r>
+        <w:rPr>
+          <w:rFonts w:ascii="Times New Roman" w:hAnsi="Times New Roman" w:eastAsia="Times New Roman" w:cs="Times New Roman"/>
+          <w:sz w:val="28"/>
+          <w:szCs w:val="28"/>
+          <w:highlight w:val="none"/>
+        </w:rPr>
+      </w:r>
+      <w:r>
+        <w:rPr>
+          <w:rFonts w:ascii="Times New Roman" w:hAnsi="Times New Roman" w:eastAsia="Times New Roman" w:cs="Times New Roman"/>
+          <w:sz w:val="28"/>
+          <w:szCs w:val="28"/>
+          <w:highlight w:val="none"/>
+        </w:rPr>
+      </w:r>
+      <w:r>
+        <w:rPr>
+          <w:rFonts w:ascii="Times New Roman" w:hAnsi="Times New Roman" w:eastAsia="Times New Roman" w:cs="Times New Roman"/>
+          <w:sz w:val="28"/>
+          <w:szCs w:val="28"/>
+          <w:highlight w:val="none"/>
+        </w:rPr>
+      </w:r>
+      <w:r>
+        <w:rPr>
+          <w:rFonts w:ascii="Times New Roman" w:hAnsi="Times New Roman" w:eastAsia="Times New Roman" w:cs="Times New Roman"/>
+          <w:sz w:val="28"/>
+          <w:szCs w:val="28"/>
+          <w:highlight w:val="none"/>
+        </w:rPr>
+      </w:r>
+    </w:p>
+    <w:p>
+      <w:pPr>
+        <w:pBdr/>
+        <w:spacing/>
+        <w:ind/>
+        <w:rPr/>
+      </w:pPr>
+      <w:r>
+        <w:rPr>
+          <w:rFonts w:ascii="Times New Roman" w:hAnsi="Times New Roman" w:eastAsia="Times New Roman" w:cs="Times New Roman"/>
+          <w:sz w:val="28"/>
+          <w:szCs w:val="28"/>
+          <w:highlight w:val="none"/>
+        </w:rPr>
+        <w:t xml:space="preserve">Процесс проведения собеседования представляет собой структурированную процедуру оценки профессиональных компетенций, опыта и соответствия кандидата требованиям вакансии. В настоящее время данный процесс характеризуется преобладанием субъективной оценки, осу</w:t>
+      </w:r>
+      <w:r>
+        <w:rPr>
+          <w:rFonts w:ascii="Times New Roman" w:hAnsi="Times New Roman" w:eastAsia="Times New Roman" w:cs="Times New Roman"/>
+          <w:sz w:val="28"/>
+          <w:szCs w:val="28"/>
+          <w:highlight w:val="none"/>
+        </w:rPr>
+        <w:t xml:space="preserve">ществляемой HR-специалистом на основе наблюдений и личных впечатлений. После завершения собеседования HR-специалист формирует выводы относительно мотивации, уверенности и эмоциональной стабильности кандидата. Однако полученные данные не фиксируются в структ</w:t>
+      </w:r>
+      <w:r>
+        <w:rPr>
+          <w:rFonts w:ascii="Times New Roman" w:hAnsi="Times New Roman" w:eastAsia="Times New Roman" w:cs="Times New Roman"/>
+          <w:sz w:val="28"/>
+          <w:szCs w:val="28"/>
+          <w:highlight w:val="none"/>
+        </w:rPr>
+        <w:t xml:space="preserve">урированной форме и остаются в памяти специалиста, что создает риски потери информации и снижает объективность последующего сравнительного анализа. Существенным ограничением является способность кандидатов контролировать невербальные проявления эмоций, что </w:t>
+      </w:r>
+      <w:r>
+        <w:rPr>
+          <w:rFonts w:ascii="Times New Roman" w:hAnsi="Times New Roman" w:eastAsia="Times New Roman" w:cs="Times New Roman"/>
+          <w:sz w:val="28"/>
+          <w:szCs w:val="28"/>
+          <w:highlight w:val="none"/>
+        </w:rPr>
+        <w:t xml:space="preserve">приводит к искажению объективной оценки их эмоционального состояния. Отсутствие количественных показателей и структурированных данных затрудняет проведение сравнительного анализа между кандидатами, что снижает обоснованность принимаемых решений в процессе о</w:t>
+      </w:r>
+      <w:r>
+        <w:rPr>
+          <w:rFonts w:ascii="Times New Roman" w:hAnsi="Times New Roman" w:eastAsia="Times New Roman" w:cs="Times New Roman"/>
+          <w:sz w:val="28"/>
+          <w:szCs w:val="28"/>
+          <w:highlight w:val="none"/>
+        </w:rPr>
+        <w:t xml:space="preserve">тбора персонала.</w:t>
+      </w:r>
+      <w:r>
+        <w:rPr>
+          <w:rFonts w:ascii="Times New Roman" w:hAnsi="Times New Roman" w:eastAsia="Times New Roman" w:cs="Times New Roman"/>
+          <w:sz w:val="28"/>
+          <w:szCs w:val="28"/>
+          <w:highlight w:val="none"/>
+        </w:rPr>
+      </w:r>
+      <w:r>
+        <w:rPr>
+          <w:rFonts w:ascii="Times New Roman" w:hAnsi="Times New Roman" w:eastAsia="Times New Roman" w:cs="Times New Roman"/>
+          <w:sz w:val="28"/>
+          <w:szCs w:val="28"/>
+          <w:highlight w:val="none"/>
+        </w:rPr>
+      </w:r>
+      <w:r>
+        <w:rPr>
+          <w:rFonts w:ascii="Times New Roman" w:hAnsi="Times New Roman" w:eastAsia="Times New Roman" w:cs="Times New Roman"/>
+          <w:sz w:val="28"/>
+          <w:szCs w:val="28"/>
+          <w:highlight w:val="none"/>
+        </w:rPr>
+      </w:r>
+      <w:r>
+        <w:rPr>
+          <w:rFonts w:ascii="Times New Roman" w:hAnsi="Times New Roman" w:eastAsia="Times New Roman" w:cs="Times New Roman"/>
+          <w:sz w:val="28"/>
+          <w:szCs w:val="28"/>
+          <w:highlight w:val="none"/>
+        </w:rPr>
+      </w:r>
+    </w:p>
+    <w:p>
+      <w:pPr>
+        <w:pBdr/>
+        <w:spacing/>
+        <w:ind/>
+        <w:rPr/>
+      </w:pPr>
+      <w:r>
+        <w:rPr>
+          <w:rFonts w:ascii="Times New Roman" w:hAnsi="Times New Roman" w:eastAsia="Times New Roman" w:cs="Times New Roman"/>
+          <w:sz w:val="28"/>
+          <w:szCs w:val="28"/>
+          <w:highlight w:val="none"/>
+        </w:rPr>
+        <w:t xml:space="preserve">Типичный сценарий собеседования включает в себя серию вопросов, направленных на оценку профессиональных навыков, опыта работы, мотивации и соответствия корпоративной культуре. Например, HR-специалист может задать такие вопросы, как «Расскажите о вашем преды</w:t>
+      </w:r>
+      <w:r>
+        <w:rPr>
+          <w:rFonts w:ascii="Times New Roman" w:hAnsi="Times New Roman" w:eastAsia="Times New Roman" w:cs="Times New Roman"/>
+          <w:sz w:val="28"/>
+          <w:szCs w:val="28"/>
+          <w:highlight w:val="none"/>
+        </w:rPr>
+        <w:t xml:space="preserve">дущем опыте», «Как вы справляетесь со стрессовыми ситуациями?», «Почему вы хотите работать именно в нашей компании?». На практике ответы кандидатов оцениваются не только по содержанию, но и по тому, как они были произнесены — по тону голоса, выражению лица,</w:t>
+      </w:r>
+      <w:r>
+        <w:rPr>
+          <w:rFonts w:ascii="Times New Roman" w:hAnsi="Times New Roman" w:eastAsia="Times New Roman" w:cs="Times New Roman"/>
+          <w:sz w:val="28"/>
+          <w:szCs w:val="28"/>
+          <w:highlight w:val="none"/>
+        </w:rPr>
+        <w:t xml:space="preserve"> жестам. Однако эти параметры интерпретируются субъективно, и HR-специалист может не заметить, что за уверенным тоном кандидата скрывается внутреннее напряжение или тревога, а за улыбкой — попытка маскировки неуверенности. Это особенно критично при оценке т</w:t>
+      </w:r>
+      <w:r>
+        <w:rPr>
+          <w:rFonts w:ascii="Times New Roman" w:hAnsi="Times New Roman" w:eastAsia="Times New Roman" w:cs="Times New Roman"/>
+          <w:sz w:val="28"/>
+          <w:szCs w:val="28"/>
+          <w:highlight w:val="none"/>
+        </w:rPr>
+        <w:t xml:space="preserve">аких качеств, как стрессоустойчивость или эмоциональный интеллект, которые невозможно точно определить без объективных данных. Кроме того, в ходе собеседования часто возникают ситуации, когда кандидат не отвечает прямо на вопрос, а дает обтекаемые формулиро</w:t>
+      </w:r>
+      <w:r>
+        <w:rPr>
+          <w:rFonts w:ascii="Times New Roman" w:hAnsi="Times New Roman" w:eastAsia="Times New Roman" w:cs="Times New Roman"/>
+          <w:sz w:val="28"/>
+          <w:szCs w:val="28"/>
+          <w:highlight w:val="none"/>
+        </w:rPr>
+        <w:t xml:space="preserve">вки, что требует от HR-специалиста высокого уровня интуиции и опыта для распознавания истинных намерений. Отсутствие системы, которая бы могла зафиксировать и проанализировать все эти нюансы, делает процесс отбора персонала менее эффективным и более подверж</w:t>
+      </w:r>
+      <w:r>
+        <w:rPr>
+          <w:rFonts w:ascii="Times New Roman" w:hAnsi="Times New Roman" w:eastAsia="Times New Roman" w:cs="Times New Roman"/>
+          <w:sz w:val="28"/>
+          <w:szCs w:val="28"/>
+          <w:highlight w:val="none"/>
+        </w:rPr>
+        <w:t xml:space="preserve">енным ошибкам.</w:t>
+      </w:r>
+      <w:r>
+        <w:rPr>
+          <w:rFonts w:ascii="Times New Roman" w:hAnsi="Times New Roman" w:eastAsia="Times New Roman" w:cs="Times New Roman"/>
+          <w:sz w:val="28"/>
+          <w:szCs w:val="28"/>
+          <w:highlight w:val="none"/>
+        </w:rPr>
+      </w:r>
+      <w:r>
+        <w:rPr>
+          <w:rFonts w:ascii="Times New Roman" w:hAnsi="Times New Roman" w:eastAsia="Times New Roman" w:cs="Times New Roman"/>
+          <w:sz w:val="28"/>
+          <w:szCs w:val="28"/>
+          <w:highlight w:val="none"/>
+        </w:rPr>
+      </w:r>
+      <w:r>
+        <w:rPr>
+          <w:rFonts w:ascii="Times New Roman" w:hAnsi="Times New Roman" w:eastAsia="Times New Roman" w:cs="Times New Roman"/>
+          <w:sz w:val="28"/>
+          <w:szCs w:val="28"/>
+          <w:highlight w:val="none"/>
+        </w:rPr>
+      </w:r>
+      <w:r>
+        <w:rPr>
+          <w:rFonts w:ascii="Times New Roman" w:hAnsi="Times New Roman" w:eastAsia="Times New Roman" w:cs="Times New Roman"/>
+          <w:sz w:val="28"/>
+          <w:szCs w:val="28"/>
+          <w:highlight w:val="none"/>
+        </w:rPr>
+      </w:r>
+    </w:p>
+    <w:p>
+      <w:pPr>
+        <w:pBdr/>
+        <w:spacing/>
+        <w:ind/>
+        <w:rPr/>
+      </w:pPr>
+      <w:r>
+        <w:rPr>
+          <w:rFonts w:ascii="Times New Roman" w:hAnsi="Times New Roman" w:eastAsia="Times New Roman" w:cs="Times New Roman"/>
+          <w:sz w:val="28"/>
+          <w:szCs w:val="28"/>
+          <w:highlight w:val="none"/>
+        </w:rPr>
+        <w:t xml:space="preserve">Процесс мониторинга состояния сотрудников на совещании представляет собой неформализованный метод оценки вовлеченности и эмоционального состояния участников рабочих встреч. Совещания служат платформой для обсуждения текущих задач и принятия управленческих р</w:t>
+      </w:r>
+      <w:r>
+        <w:rPr>
+          <w:rFonts w:ascii="Times New Roman" w:hAnsi="Times New Roman" w:eastAsia="Times New Roman" w:cs="Times New Roman"/>
+          <w:sz w:val="28"/>
+          <w:szCs w:val="28"/>
+          <w:highlight w:val="none"/>
+        </w:rPr>
+        <w:t xml:space="preserve">ешений. В условиях отсутствия автоматизированных средств оценки, руководитель или HR-специалист полагается на субъективные впечатления при определении уровня вовлеченности и эмоционального состояния сотрудников. Текущие методы не позволяют получать объектив</w:t>
+      </w:r>
+      <w:r>
+        <w:rPr>
+          <w:rFonts w:ascii="Times New Roman" w:hAnsi="Times New Roman" w:eastAsia="Times New Roman" w:cs="Times New Roman"/>
+          <w:sz w:val="28"/>
+          <w:szCs w:val="28"/>
+          <w:highlight w:val="none"/>
+        </w:rPr>
+        <w:t xml:space="preserve">ные данные о таких состояниях, как стресс, усталость или внутренние конфликты между участниками. Наблюдаемые признаки, такие как активное участие в дискуссии или молчание, не всегда коррелируют с реальным эмоциональным состоянием сотрудника. Например, молча</w:t>
+      </w:r>
+      <w:r>
+        <w:rPr>
+          <w:rFonts w:ascii="Times New Roman" w:hAnsi="Times New Roman" w:eastAsia="Times New Roman" w:cs="Times New Roman"/>
+          <w:sz w:val="28"/>
+          <w:szCs w:val="28"/>
+          <w:highlight w:val="none"/>
+        </w:rPr>
+        <w:t xml:space="preserve">ние может быть обусловлено не отсутствием заинтересованности, а высоким уровнем стресса или нежеланием вступать в конфликт. Отсутствие стандартизированных методов и инструментов для систематического отслеживания эмоционального фона группы в режиме реального</w:t>
+      </w:r>
+      <w:r>
+        <w:rPr>
+          <w:rFonts w:ascii="Times New Roman" w:hAnsi="Times New Roman" w:eastAsia="Times New Roman" w:cs="Times New Roman"/>
+          <w:sz w:val="28"/>
+          <w:szCs w:val="28"/>
+          <w:highlight w:val="none"/>
+        </w:rPr>
+        <w:t xml:space="preserve"> времени приводит к задержке выявления негативных состояний, таких как профессиональное выгорание или межличностные конфликты, последствия которых проявляются уже на поздних стадиях.</w:t>
+      </w:r>
+      <w:r>
+        <w:rPr>
+          <w:rFonts w:ascii="Times New Roman" w:hAnsi="Times New Roman" w:eastAsia="Times New Roman" w:cs="Times New Roman"/>
+          <w:sz w:val="28"/>
+          <w:szCs w:val="28"/>
+          <w:highlight w:val="none"/>
+        </w:rPr>
+      </w:r>
+      <w:r>
+        <w:rPr>
+          <w:rFonts w:ascii="Times New Roman" w:hAnsi="Times New Roman" w:eastAsia="Times New Roman" w:cs="Times New Roman"/>
+          <w:sz w:val="28"/>
+          <w:szCs w:val="28"/>
+          <w:highlight w:val="none"/>
+        </w:rPr>
+      </w:r>
+      <w:r>
+        <w:rPr>
+          <w:rFonts w:ascii="Times New Roman" w:hAnsi="Times New Roman" w:eastAsia="Times New Roman" w:cs="Times New Roman"/>
+          <w:sz w:val="28"/>
+          <w:szCs w:val="28"/>
+          <w:highlight w:val="none"/>
+        </w:rPr>
+      </w:r>
+      <w:r>
+        <w:rPr>
+          <w:rFonts w:ascii="Times New Roman" w:hAnsi="Times New Roman" w:eastAsia="Times New Roman" w:cs="Times New Roman"/>
+          <w:sz w:val="28"/>
+          <w:szCs w:val="28"/>
+          <w:highlight w:val="none"/>
+        </w:rPr>
+      </w:r>
+    </w:p>
+    <w:p>
+      <w:pPr>
+        <w:pBdr/>
+        <w:spacing/>
+        <w:ind/>
+        <w:rPr>
+          <w:rFonts w:ascii="Times New Roman" w:hAnsi="Times New Roman" w:eastAsia="Times New Roman" w:cs="Times New Roman"/>
+          <w:sz w:val="28"/>
+          <w:szCs w:val="28"/>
+          <w:highlight w:val="none"/>
+        </w:rPr>
+      </w:pPr>
+      <w:r>
+        <w:rPr>
+          <w:rFonts w:ascii="Times New Roman" w:hAnsi="Times New Roman" w:eastAsia="Times New Roman" w:cs="Times New Roman"/>
+          <w:sz w:val="28"/>
+          <w:szCs w:val="28"/>
+          <w:highlight w:val="none"/>
+        </w:rPr>
+        <w:t xml:space="preserve">Данные процессы демонстрируют существующий пробел в современных HR-практиках, связанный с отсутствием надежных механизмов для сбора и анализа объективных данных об эмоциональном состоянии участников. Принятие решений, основанное на субъективных впечатлениях</w:t>
+      </w:r>
+      <w:r>
+        <w:rPr>
+          <w:rFonts w:ascii="Times New Roman" w:hAnsi="Times New Roman" w:eastAsia="Times New Roman" w:cs="Times New Roman"/>
+          <w:sz w:val="28"/>
+          <w:szCs w:val="28"/>
+          <w:highlight w:val="none"/>
+        </w:rPr>
+        <w:t xml:space="preserve">, увеличивает вероятность ошибок в управлении персоналом, снижает эффективность процессов принятия решений и создает риски для формирования благоприятного психологического климата в коллективе. Разрабатываемая система направлена на устранение указанных огра</w:t>
+      </w:r>
+      <w:r>
+        <w:rPr>
+          <w:rFonts w:ascii="Times New Roman" w:hAnsi="Times New Roman" w:eastAsia="Times New Roman" w:cs="Times New Roman"/>
+          <w:sz w:val="28"/>
+          <w:szCs w:val="28"/>
+          <w:highlight w:val="none"/>
+        </w:rPr>
+        <w:t xml:space="preserve">ничений за счет автоматизированного сбора и анализа данных об эмоциональном состоянии участников в режиме реального времени.</w:t>
+      </w:r>
+      <w:r>
+        <w:rPr>
+          <w:rFonts w:ascii="Times New Roman" w:hAnsi="Times New Roman" w:eastAsia="Times New Roman" w:cs="Times New Roman"/>
+          <w:sz w:val="28"/>
+          <w:szCs w:val="28"/>
+          <w:highlight w:val="none"/>
+        </w:rPr>
+      </w:r>
+      <w:r>
+        <w:rPr>
+          <w:rFonts w:ascii="Times New Roman" w:hAnsi="Times New Roman" w:eastAsia="Times New Roman" w:cs="Times New Roman"/>
+          <w:sz w:val="28"/>
+          <w:szCs w:val="28"/>
+          <w:highlight w:val="none"/>
+        </w:rPr>
+      </w:r>
+      <w:r>
+        <w:rPr>
+          <w:rFonts w:ascii="Times New Roman" w:hAnsi="Times New Roman" w:eastAsia="Times New Roman" w:cs="Times New Roman"/>
+          <w:sz w:val="28"/>
+          <w:szCs w:val="28"/>
+          <w:highlight w:val="none"/>
         </w:rPr>
       </w:r>
       <w:r>
@@ -1097,279 +1408,468 @@
     </w:p>
     <w:p>
       <w:pPr>
-        <w:pBdr/>
-        <w:spacing/>
-        <w:ind w:firstLine="708"/>
-        <w:jc w:val="both"/>
-        <w:rPr>
-          <w14:ligatures w14:val="none"/>
-        </w:rPr>
-      </w:pPr>
-      <w:r/>
-      <w:r>
-        <w:t xml:space="preserve">Д</w:t>
-      </w:r>
-      <w:r>
-        <w:t xml:space="preserve">ля полного понимания предметной области необходимо рассмотреть два основных процесса, в которых будет применяться система: проведение собеседования и мониторинг состояния сотрудников на совещании. Каждый из этих процессов имеет свои особенности, и именно в</w:t>
-      </w:r>
-      <w:r>
-        <w:t xml:space="preserve"> них возникают наиболее острые проблемы, связанные с анализом эмоционального состояния участников. Ниже приведено подробное описание того, как эти процессы происходят сегодня, без использования автоматизированных систем, и какие трудности они вызывают.</w:t>
-      </w:r>
-      <w:r/>
-      <w:r/>
-    </w:p>
-    <w:p>
-      <w:pPr>
-        <w:pBdr/>
-        <w:spacing/>
-        <w:ind/>
-        <w:jc w:val="both"/>
-        <w:rPr>
-          <w:rFonts w:ascii="Times New Roman" w:hAnsi="Times New Roman" w:cs="Times New Roman"/>
-          <w:sz w:val="28"/>
-          <w:szCs w:val="28"/>
-        </w:rPr>
+        <w:pStyle w:val="829"/>
+        <w:pBdr/>
+        <w:spacing/>
+        <w:ind/>
+        <w:rPr/>
       </w:pPr>
       <w:r>
         <w:rPr>
           <w:rFonts w:ascii="Times New Roman" w:hAnsi="Times New Roman" w:eastAsia="Times New Roman" w:cs="Times New Roman"/>
           <w:sz w:val="28"/>
           <w:szCs w:val="28"/>
+          <w:highlight w:val="none"/>
         </w:rPr>
-        <w:t xml:space="preserve">П</w:t>
+        <w:t xml:space="preserve">Обзор существующих решений и подходов к обучению нейронных сетей</w:t>
       </w:r>
       <w:r>
         <w:rPr>
           <w:rFonts w:ascii="Times New Roman" w:hAnsi="Times New Roman" w:eastAsia="Times New Roman" w:cs="Times New Roman"/>
           <w:sz w:val="28"/>
           <w:szCs w:val="28"/>
+          <w:highlight w:val="none"/>
         </w:rPr>
-        <w:t xml:space="preserve">роцесс проведения собеседования в настоящее время представляет собой интерактивный диалог между HR-менеджером и кандидатом, целью которого является оценка профессиональных качеств, опыта и соответствия корпоративной культуре. На практике этот процесс часто</w:t>
+      </w:r>
+    </w:p>
+    <w:p>
+      <w:pPr>
+        <w:pBdr/>
+        <w:spacing/>
+        <w:ind/>
+        <w:rPr/>
+      </w:pPr>
+      <w:r>
+        <w:rPr>
+          <w:rFonts w:ascii="Times New Roman" w:hAnsi="Times New Roman" w:eastAsia="Times New Roman" w:cs="Times New Roman"/>
+          <w:sz w:val="28"/>
+          <w:szCs w:val="28"/>
+          <w:highlight w:val="none"/>
+        </w:rPr>
+        <w:t xml:space="preserve">На сегодняшний день существует ряд коммерческих и исследовательских решений, использующих технологии компьютерного зрения, обработки аудиосигналов и искусственного интеллекта для анализа эмоционального состояния человека. Эти системы применяются в различных</w:t>
       </w:r>
       <w:r>
         <w:rPr>
           <w:rFonts w:ascii="Times New Roman" w:hAnsi="Times New Roman" w:eastAsia="Times New Roman" w:cs="Times New Roman"/>
           <w:sz w:val="28"/>
           <w:szCs w:val="28"/>
+          <w:highlight w:val="none"/>
         </w:rPr>
-        <w:t xml:space="preserve"> </w:t>
+        <w:t xml:space="preserve"> сферах, включая маркетинг, медицину, образование и HR. Однако ни одна из них не предлагает комплексного решения, ориентированного исключительно на задачи управления персоналом и обеспечивающего автоматическое формирование отчетов и HR-дэшборда. Анализ суще</w:t>
       </w:r>
       <w:r>
         <w:rPr>
           <w:rFonts w:ascii="Times New Roman" w:hAnsi="Times New Roman" w:eastAsia="Times New Roman" w:cs="Times New Roman"/>
           <w:sz w:val="28"/>
           <w:szCs w:val="28"/>
+          <w:highlight w:val="none"/>
         </w:rPr>
-        <w:t xml:space="preserve">сводится к субъективной оценке, основанной на интуиции и личном восприятии менеджера. После проведения собеседования HR-менеджер должен сделать выводы о том, насколько кандидат был заинтересован, уверен в себе или, наоборот, испытывал тревогу или раздражен</w:t>
+        <w:t xml:space="preserve">ствующих аналогов позволяет определить ключевые преимущества и недостатки, а также сформулировать требования к разрабатываемой системе.</w:t>
       </w:r>
       <w:r>
         <w:rPr>
           <w:rFonts w:ascii="Times New Roman" w:hAnsi="Times New Roman" w:eastAsia="Times New Roman" w:cs="Times New Roman"/>
           <w:sz w:val="28"/>
           <w:szCs w:val="28"/>
+          <w:highlight w:val="none"/>
         </w:rPr>
-        <w:t xml:space="preserve">и</w:t>
       </w:r>
       <w:r>
         <w:rPr>
           <w:rFonts w:ascii="Times New Roman" w:hAnsi="Times New Roman" w:eastAsia="Times New Roman" w:cs="Times New Roman"/>
           <w:sz w:val="28"/>
           <w:szCs w:val="28"/>
+          <w:highlight w:val="none"/>
         </w:rPr>
-        <w:t xml:space="preserve">е. Однако такие выводы не документируются, и вся информация остается в голове специалиста, что делает ее непередаваемой и уязвимой к забыванию. Кроме того, сложность заключается в том, что кандидаты умеют контролировать свое выражение лица и тон голоса, ма</w:t>
       </w:r>
       <w:r>
         <w:rPr>
           <w:rFonts w:ascii="Times New Roman" w:hAnsi="Times New Roman" w:eastAsia="Times New Roman" w:cs="Times New Roman"/>
           <w:sz w:val="28"/>
           <w:szCs w:val="28"/>
+          <w:highlight w:val="none"/>
         </w:rPr>
-        <w:t xml:space="preserve">с</w:t>
       </w:r>
       <w:r>
         <w:rPr>
           <w:rFonts w:ascii="Times New Roman" w:hAnsi="Times New Roman" w:eastAsia="Times New Roman" w:cs="Times New Roman"/>
           <w:sz w:val="28"/>
           <w:szCs w:val="28"/>
+          <w:highlight w:val="none"/>
         </w:rPr>
-        <w:t xml:space="preserve">кируя истинные эмоции, что может привести к ошибочному решению о найме. Отсутствие объективных данных для сравнения разных кандидатов также является серьезным недостатком, поскольку HR-менеджер не может точно сказать, кто из них проявил большую вовлеченнос</w:t>
+      </w:r>
+    </w:p>
+    <w:p>
+      <w:pPr>
+        <w:pBdr/>
+        <w:spacing/>
+        <w:ind/>
+        <w:rPr/>
+      </w:pPr>
+      <w:r>
+        <w:rPr>
+          <w:rFonts w:ascii="Times New Roman" w:hAnsi="Times New Roman" w:eastAsia="Times New Roman" w:cs="Times New Roman"/>
+          <w:sz w:val="28"/>
+          <w:szCs w:val="28"/>
+          <w:highlight w:val="none"/>
+        </w:rPr>
+        <w:t xml:space="preserve">Системы на основе компьютерного зрения, такие как Affectiva, используют сверточные нейронные сети для анализа выражений лица. Они фиксируют видеопоток и классифицируют эмоции на основе визуальных признаков, таких как улыбка или нахмуренные брови. Преимущест</w:t>
       </w:r>
       <w:r>
         <w:rPr>
           <w:rFonts w:ascii="Times New Roman" w:hAnsi="Times New Roman" w:eastAsia="Times New Roman" w:cs="Times New Roman"/>
           <w:sz w:val="28"/>
           <w:szCs w:val="28"/>
+          <w:highlight w:val="none"/>
         </w:rPr>
-        <w:t xml:space="preserve">ть или лучше справился со стрессовой ситуацией.</w:t>
-      </w:r>
-      <w:r>
-        <w:rPr>
-          <w:rFonts w:ascii="Times New Roman" w:hAnsi="Times New Roman" w:cs="Times New Roman"/>
-          <w:sz w:val="28"/>
-          <w:szCs w:val="28"/>
-        </w:rPr>
-      </w:r>
-      <w:r>
-        <w:rPr>
-          <w:rFonts w:ascii="Times New Roman" w:hAnsi="Times New Roman" w:cs="Times New Roman"/>
-          <w:sz w:val="28"/>
-          <w:szCs w:val="28"/>
-        </w:rPr>
-      </w:r>
-    </w:p>
-    <w:p>
-      <w:pPr>
-        <w:pBdr/>
-        <w:spacing/>
-        <w:ind/>
-        <w:jc w:val="both"/>
-        <w:rPr>
-          <w:rFonts w:ascii="Times New Roman" w:hAnsi="Times New Roman" w:cs="Times New Roman"/>
-          <w:sz w:val="28"/>
-          <w:szCs w:val="28"/>
-        </w:rPr>
-      </w:pPr>
-      <w:r>
-        <w:rPr>
-          <w:rFonts w:ascii="Times New Roman" w:hAnsi="Times New Roman" w:eastAsia="Times New Roman" w:cs="Times New Roman"/>
-          <w:sz w:val="28"/>
-          <w:szCs w:val="28"/>
-        </w:rPr>
-        <w:t xml:space="preserve">П</w:t>
+        <w:t xml:space="preserve">вом таких решений является высокая точность распознавания при хорошем освещении и возможность анализа в реальном времени. Однако они имеют серьезные ограничения, связанные с зависимостью от качества видеопотока, угла обзора и невозможностью учета аудиоданны</w:t>
       </w:r>
       <w:r>
         <w:rPr>
           <w:rFonts w:ascii="Times New Roman" w:hAnsi="Times New Roman" w:eastAsia="Times New Roman" w:cs="Times New Roman"/>
           <w:sz w:val="28"/>
           <w:szCs w:val="28"/>
+          <w:highlight w:val="none"/>
         </w:rPr>
-        <w:t xml:space="preserve">роцесс мониторинга состояния сотрудников на совещании еще более сложен и менее формализован. Совещания являются площадкой для обсуждения текущих задач, принятия решений и координации действий команды. Однако во время таких встреч руководитель или HR-специа</w:t>
+        <w:t xml:space="preserve">х. Это делает их менее эффективными для задач HR, где важна комплексная оценка эмоционального состояния, включающая как визуальные, так и голосовые характеристики.</w:t>
       </w:r>
       <w:r>
         <w:rPr>
           <w:rFonts w:ascii="Times New Roman" w:hAnsi="Times New Roman" w:eastAsia="Times New Roman" w:cs="Times New Roman"/>
           <w:sz w:val="28"/>
           <w:szCs w:val="28"/>
+          <w:highlight w:val="none"/>
         </w:rPr>
-        <w:t xml:space="preserve">л</w:t>
       </w:r>
       <w:r>
         <w:rPr>
           <w:rFonts w:ascii="Times New Roman" w:hAnsi="Times New Roman" w:eastAsia="Times New Roman" w:cs="Times New Roman"/>
           <w:sz w:val="28"/>
           <w:szCs w:val="28"/>
+          <w:highlight w:val="none"/>
         </w:rPr>
-        <w:t xml:space="preserve">ист, если он присутствует, практически не имеет возможности объективно оценить, насколько вовлечены в процесс те или иные участники, не пропускает ли кто-то из них признаки стресса или усталости, или не возникает ли скрытое напряжение между сотрудниками. О</w:t>
       </w:r>
       <w:r>
         <w:rPr>
           <w:rFonts w:ascii="Times New Roman" w:hAnsi="Times New Roman" w:eastAsia="Times New Roman" w:cs="Times New Roman"/>
           <w:sz w:val="28"/>
           <w:szCs w:val="28"/>
+          <w:highlight w:val="none"/>
         </w:rPr>
-        <w:t xml:space="preserve">б</w:t>
       </w:r>
       <w:r>
         <w:rPr>
           <w:rFonts w:ascii="Times New Roman" w:hAnsi="Times New Roman" w:eastAsia="Times New Roman" w:cs="Times New Roman"/>
           <w:sz w:val="28"/>
           <w:szCs w:val="28"/>
+          <w:highlight w:val="none"/>
         </w:rPr>
-        <w:t xml:space="preserve">ычно оценка происходит на уровне впечатлений: кто активно говорит, кто молчит, кто улыбается. Но это не дает полной картины. Например, сотрудник может молчать не потому, что он не заинтересован, а потому что находится в состоянии стресса или просто не хоче</w:t>
+      </w:r>
+    </w:p>
+    <w:p>
+      <w:pPr>
+        <w:pBdr/>
+        <w:spacing/>
+        <w:ind/>
+        <w:rPr/>
+      </w:pPr>
+      <w:r>
+        <w:rPr>
+          <w:rFonts w:ascii="Times New Roman" w:hAnsi="Times New Roman" w:eastAsia="Times New Roman" w:cs="Times New Roman"/>
+          <w:sz w:val="28"/>
+          <w:szCs w:val="28"/>
+          <w:highlight w:val="none"/>
+        </w:rPr>
+        <w:t xml:space="preserve">Системы на основе анализа аудиосигналов, такие как Beyond Verbal, анализируют голосовые характеристики, такие как высота тона, темп речи и интенсивность, для определения эмоционального состояния. Такие решения часто применяются в call-центрах и могут быть п</w:t>
       </w:r>
       <w:r>
         <w:rPr>
           <w:rFonts w:ascii="Times New Roman" w:hAnsi="Times New Roman" w:eastAsia="Times New Roman" w:cs="Times New Roman"/>
           <w:sz w:val="28"/>
           <w:szCs w:val="28"/>
+          <w:highlight w:val="none"/>
         </w:rPr>
-        <w:t xml:space="preserve">т</w:t>
+        <w:t xml:space="preserve">олезны для оценки эмоций в условиях ограниченной видимости. Их преимущество заключается в устойчивости к визуальным помехам и низких требованиях к оборудованию. Однако они не учитывают визуальные признаки и имеют ограниченную точность при низком качестве зв</w:t>
       </w:r>
       <w:r>
         <w:rPr>
           <w:rFonts w:ascii="Times New Roman" w:hAnsi="Times New Roman" w:eastAsia="Times New Roman" w:cs="Times New Roman"/>
           <w:sz w:val="28"/>
           <w:szCs w:val="28"/>
+          <w:highlight w:val="none"/>
         </w:rPr>
-        <w:t xml:space="preserve"> вступать в спор. Традиционные методы не позволяют своевременно выявить такие состояния, и их последствия - снижение продуктивности, конфликты или даже выгорание - могут проявиться только тогда, когда будет уже слишком поздно. Нет ни единого стандарта, ни </w:t>
+        <w:t xml:space="preserve">ука или нейтральном тоне речи, что снижает их применимость в сложных HR-сценариях.</w:t>
       </w:r>
       <w:r>
         <w:rPr>
           <w:rFonts w:ascii="Times New Roman" w:hAnsi="Times New Roman" w:eastAsia="Times New Roman" w:cs="Times New Roman"/>
           <w:sz w:val="28"/>
           <w:szCs w:val="28"/>
+          <w:highlight w:val="none"/>
         </w:rPr>
-        <w:t xml:space="preserve">инструмента, который бы позволил систематически и объективно отслеживать эмоциональный фон группы в режиме реального времени.</w:t>
-      </w:r>
-      <w:r>
-        <w:rPr>
-          <w:rFonts w:ascii="Times New Roman" w:hAnsi="Times New Roman" w:cs="Times New Roman"/>
-          <w:sz w:val="28"/>
-          <w:szCs w:val="28"/>
-        </w:rPr>
-      </w:r>
-      <w:r>
-        <w:rPr>
-          <w:rFonts w:ascii="Times New Roman" w:hAnsi="Times New Roman" w:cs="Times New Roman"/>
-          <w:sz w:val="28"/>
-          <w:szCs w:val="28"/>
-        </w:rPr>
-      </w:r>
-    </w:p>
-    <w:p>
-      <w:pPr>
-        <w:pBdr/>
-        <w:spacing/>
-        <w:ind/>
-        <w:jc w:val="both"/>
-        <w:rPr>
-          <w:rFonts w:ascii="Times New Roman" w:hAnsi="Times New Roman" w:cs="Times New Roman"/>
-          <w:sz w:val="28"/>
-          <w:szCs w:val="28"/>
-        </w:rPr>
-      </w:pPr>
-      <w:r>
-        <w:rPr>
-          <w:rFonts w:ascii="Times New Roman" w:hAnsi="Times New Roman" w:eastAsia="Times New Roman" w:cs="Times New Roman"/>
-          <w:sz w:val="28"/>
-          <w:szCs w:val="28"/>
-        </w:rPr>
-        <w:t xml:space="preserve">Э</w:t>
       </w:r>
       <w:r>
         <w:rPr>
           <w:rFonts w:ascii="Times New Roman" w:hAnsi="Times New Roman" w:eastAsia="Times New Roman" w:cs="Times New Roman"/>
           <w:sz w:val="28"/>
           <w:szCs w:val="28"/>
+          <w:highlight w:val="none"/>
         </w:rPr>
-        <w:t xml:space="preserve">ти две ситуации - собеседование и совещание - являются типичными примерами того, как в современных HR-процессах отсутствует надежный механизм для сбора и анализа данных об эмоциональном состоянии людей. Решения принимаются на основе субъективных впечатлени</w:t>
       </w:r>
       <w:r>
         <w:rPr>
           <w:rFonts w:ascii="Times New Roman" w:hAnsi="Times New Roman" w:eastAsia="Times New Roman" w:cs="Times New Roman"/>
           <w:sz w:val="28"/>
           <w:szCs w:val="28"/>
-        </w:rPr>
-        <w:t xml:space="preserve">й, что увеличивает риски ошибок, снижает эффективность управления и затрудняет создание благоприятного психологического климата в коллективе. Именно для решения этих проблем и разрабатывается предлагаемая система.</w:t>
-      </w:r>
-      <w:r>
-        <w:rPr>
-          <w:rFonts w:ascii="Times New Roman" w:hAnsi="Times New Roman" w:cs="Times New Roman"/>
-          <w:sz w:val="28"/>
-          <w:szCs w:val="28"/>
+          <w:highlight w:val="none"/>
         </w:rPr>
       </w:r>
       <w:r>
         <w:rPr>
-          <w:rFonts w:ascii="Times New Roman" w:hAnsi="Times New Roman" w:cs="Times New Roman"/>
+          <w:rFonts w:ascii="Times New Roman" w:hAnsi="Times New Roman" w:eastAsia="Times New Roman" w:cs="Times New Roman"/>
           <w:sz w:val="28"/>
           <w:szCs w:val="28"/>
+          <w:highlight w:val="none"/>
         </w:rPr>
       </w:r>
     </w:p>
     <w:p>
       <w:pPr>
-        <w:pStyle w:val="827"/>
+        <w:pBdr/>
+        <w:spacing/>
+        <w:ind/>
+        <w:rPr/>
+      </w:pPr>
+      <w:r>
+        <w:rPr>
+          <w:rFonts w:ascii="Times New Roman" w:hAnsi="Times New Roman" w:eastAsia="Times New Roman" w:cs="Times New Roman"/>
+          <w:sz w:val="28"/>
+          <w:szCs w:val="28"/>
+          <w:highlight w:val="none"/>
+        </w:rPr>
+        <w:t xml:space="preserve">Мультимодальные системы, такие как Emotient, комбинируют анализ выражений лица и голосовых данных с использованием CNN и RNN. Такие решения применяются в маркетинге и HR для комплексного анализа эмоционального состояния. Они обеспечивают высокую точность за</w:t>
+      </w:r>
+      <w:r>
+        <w:rPr>
+          <w:rFonts w:ascii="Times New Roman" w:hAnsi="Times New Roman" w:eastAsia="Times New Roman" w:cs="Times New Roman"/>
+          <w:sz w:val="28"/>
+          <w:szCs w:val="28"/>
+          <w:highlight w:val="none"/>
+        </w:rPr>
+        <w:t xml:space="preserve"> счет комбинирования данных и адаптивность к различным сценариям. Однако их внедрение связано с высокой вычислительной сложностью, необходимостью больших размеченных датасетов для обучения и сложностью настройки для специфических задач HR. Кроме того, больш</w:t>
+      </w:r>
+      <w:r>
+        <w:rPr>
+          <w:rFonts w:ascii="Times New Roman" w:hAnsi="Times New Roman" w:eastAsia="Times New Roman" w:cs="Times New Roman"/>
+          <w:sz w:val="28"/>
+          <w:szCs w:val="28"/>
+          <w:highlight w:val="none"/>
+        </w:rPr>
+        <w:t xml:space="preserve">инство таких систем являются коммерческими продуктами с закрытым кодом и высокой стоимостью, что делает их недоступными для широкого круга пользователей.</w:t>
+      </w:r>
+      <w:r>
+        <w:rPr>
+          <w:rFonts w:ascii="Times New Roman" w:hAnsi="Times New Roman" w:eastAsia="Times New Roman" w:cs="Times New Roman"/>
+          <w:sz w:val="28"/>
+          <w:szCs w:val="28"/>
+          <w:highlight w:val="none"/>
+        </w:rPr>
+      </w:r>
+      <w:r>
+        <w:rPr>
+          <w:rFonts w:ascii="Times New Roman" w:hAnsi="Times New Roman" w:eastAsia="Times New Roman" w:cs="Times New Roman"/>
+          <w:sz w:val="28"/>
+          <w:szCs w:val="28"/>
+          <w:highlight w:val="none"/>
+        </w:rPr>
+      </w:r>
+      <w:r>
+        <w:rPr>
+          <w:rFonts w:ascii="Times New Roman" w:hAnsi="Times New Roman" w:eastAsia="Times New Roman" w:cs="Times New Roman"/>
+          <w:sz w:val="28"/>
+          <w:szCs w:val="28"/>
+          <w:highlight w:val="none"/>
+        </w:rPr>
+      </w:r>
+      <w:r>
+        <w:rPr>
+          <w:rFonts w:ascii="Times New Roman" w:hAnsi="Times New Roman" w:eastAsia="Times New Roman" w:cs="Times New Roman"/>
+          <w:sz w:val="28"/>
+          <w:szCs w:val="28"/>
+          <w:highlight w:val="none"/>
+        </w:rPr>
+      </w:r>
+    </w:p>
+    <w:p>
+      <w:pPr>
+        <w:pBdr/>
+        <w:spacing/>
+        <w:ind/>
+        <w:rPr/>
+      </w:pPr>
+      <w:r>
+        <w:rPr>
+          <w:rFonts w:ascii="Times New Roman" w:hAnsi="Times New Roman" w:eastAsia="Times New Roman" w:cs="Times New Roman"/>
+          <w:sz w:val="28"/>
+          <w:szCs w:val="28"/>
+          <w:highlight w:val="none"/>
+        </w:rPr>
+        <w:t xml:space="preserve">Традиционные методы, основанные на алгоритмах SVM или KNN, используют заранее выделенные признаки (например, геометрия лица или спектральные характеристики голоса) для классификации эмоций. Их преимущество заключается в низких вычислительных требованиях и п</w:t>
+      </w:r>
+      <w:r>
+        <w:rPr>
+          <w:rFonts w:ascii="Times New Roman" w:hAnsi="Times New Roman" w:eastAsia="Times New Roman" w:cs="Times New Roman"/>
+          <w:sz w:val="28"/>
+          <w:szCs w:val="28"/>
+          <w:highlight w:val="none"/>
+        </w:rPr>
+        <w:t xml:space="preserve">ростоте реализации. Однако они уступают по точности нейронным сетям и имеют ограниченную адаптивность к сложным сценариям, что делает их менее подходящими для задач, требующих высокой точности и надежности.</w:t>
+      </w:r>
+      <w:r>
+        <w:rPr>
+          <w:rFonts w:ascii="Times New Roman" w:hAnsi="Times New Roman" w:eastAsia="Times New Roman" w:cs="Times New Roman"/>
+          <w:sz w:val="28"/>
+          <w:szCs w:val="28"/>
+          <w:highlight w:val="none"/>
+        </w:rPr>
+      </w:r>
+      <w:r>
+        <w:rPr>
+          <w:rFonts w:ascii="Times New Roman" w:hAnsi="Times New Roman" w:eastAsia="Times New Roman" w:cs="Times New Roman"/>
+          <w:sz w:val="28"/>
+          <w:szCs w:val="28"/>
+          <w:highlight w:val="none"/>
+        </w:rPr>
+      </w:r>
+      <w:r>
+        <w:rPr>
+          <w:rFonts w:ascii="Times New Roman" w:hAnsi="Times New Roman" w:eastAsia="Times New Roman" w:cs="Times New Roman"/>
+          <w:sz w:val="28"/>
+          <w:szCs w:val="28"/>
+          <w:highlight w:val="none"/>
+        </w:rPr>
+      </w:r>
+      <w:r>
+        <w:rPr>
+          <w:rFonts w:ascii="Times New Roman" w:hAnsi="Times New Roman" w:eastAsia="Times New Roman" w:cs="Times New Roman"/>
+          <w:sz w:val="28"/>
+          <w:szCs w:val="28"/>
+          <w:highlight w:val="none"/>
+        </w:rPr>
+      </w:r>
+    </w:p>
+    <w:p>
+      <w:pPr>
+        <w:pBdr/>
+        <w:spacing/>
+        <w:ind/>
+        <w:rPr/>
+      </w:pPr>
+      <w:r>
+        <w:rPr>
+          <w:rFonts w:ascii="Times New Roman" w:hAnsi="Times New Roman" w:eastAsia="Times New Roman" w:cs="Times New Roman"/>
+          <w:sz w:val="28"/>
+          <w:szCs w:val="28"/>
+          <w:highlight w:val="none"/>
+        </w:rPr>
+        <w:t xml:space="preserve">Анализ существующих решений показывает, что ни одна из технологий в отдельности не решает задачу комплексного распознавания эмоций с учётом требований HR. Для разработки системы в рамках данной работы целесообразно ориентироваться на мультимодальный подход,</w:t>
+      </w:r>
+      <w:r>
+        <w:rPr>
+          <w:rFonts w:ascii="Times New Roman" w:hAnsi="Times New Roman" w:eastAsia="Times New Roman" w:cs="Times New Roman"/>
+          <w:sz w:val="28"/>
+          <w:szCs w:val="28"/>
+          <w:highlight w:val="none"/>
+        </w:rPr>
+        <w:t xml:space="preserve"> интегрирующий сверточные нейронные сети (CNN) для обработки видеопотока и рекуррентные нейронные сети (RNN) для анализа аудиопотока. При этом для ускорения процесса разработки и повышения точности системы планируется использовать предобученные модели, дост</w:t>
+      </w:r>
+      <w:r>
+        <w:rPr>
+          <w:rFonts w:ascii="Times New Roman" w:hAnsi="Times New Roman" w:eastAsia="Times New Roman" w:cs="Times New Roman"/>
+          <w:sz w:val="28"/>
+          <w:szCs w:val="28"/>
+          <w:highlight w:val="none"/>
+        </w:rPr>
+        <w:t xml:space="preserve">упные в открытых источниках. Например, для анализа видеопотока можно использовать модель VGG-Face, предобученную на датасете изображений лиц, а для анализа аудиопотока — модель, предобученную на датасете RAVDESS. Эти модели будут дообучены на специфических </w:t>
+      </w:r>
+      <w:r>
+        <w:rPr>
+          <w:rFonts w:ascii="Times New Roman" w:hAnsi="Times New Roman" w:eastAsia="Times New Roman" w:cs="Times New Roman"/>
+          <w:sz w:val="28"/>
+          <w:szCs w:val="28"/>
+          <w:highlight w:val="none"/>
+        </w:rPr>
+        <w:t xml:space="preserve">данных, соответствующих HR-сценариям, что позволит адаптировать их к задачам оценки вовлеченности, диагностики стресса и поддержки подбора персонала. Такой подход обеспечивает высокую точность, надёжность и функциональность, необходимые для применения в HR-</w:t>
+      </w:r>
+      <w:r>
+        <w:rPr>
+          <w:rFonts w:ascii="Times New Roman" w:hAnsi="Times New Roman" w:eastAsia="Times New Roman" w:cs="Times New Roman"/>
+          <w:sz w:val="28"/>
+          <w:szCs w:val="28"/>
+          <w:highlight w:val="none"/>
+        </w:rPr>
+        <w:t xml:space="preserve">процессах, при этом значительно сокращая сроки разработки и стоимость проекта.</w:t>
+      </w:r>
+      <w:r>
+        <w:rPr>
+          <w:rFonts w:ascii="Times New Roman" w:hAnsi="Times New Roman" w:eastAsia="Times New Roman" w:cs="Times New Roman"/>
+          <w:sz w:val="28"/>
+          <w:szCs w:val="28"/>
+          <w:highlight w:val="none"/>
+        </w:rPr>
+      </w:r>
+      <w:r>
+        <w:rPr>
+          <w:rFonts w:ascii="Times New Roman" w:hAnsi="Times New Roman" w:eastAsia="Times New Roman" w:cs="Times New Roman"/>
+          <w:sz w:val="28"/>
+          <w:szCs w:val="28"/>
+          <w:highlight w:val="none"/>
+        </w:rPr>
+      </w:r>
+      <w:r>
+        <w:rPr>
+          <w:rFonts w:ascii="Times New Roman" w:hAnsi="Times New Roman" w:eastAsia="Times New Roman" w:cs="Times New Roman"/>
+          <w:sz w:val="28"/>
+          <w:szCs w:val="28"/>
+          <w:highlight w:val="none"/>
+        </w:rPr>
+      </w:r>
+      <w:r>
+        <w:rPr>
+          <w:rFonts w:ascii="Times New Roman" w:hAnsi="Times New Roman" w:eastAsia="Times New Roman" w:cs="Times New Roman"/>
+          <w:sz w:val="28"/>
+          <w:szCs w:val="28"/>
+          <w:highlight w:val="none"/>
+        </w:rPr>
+      </w:r>
+      <w:r>
+        <w:rPr>
+          <w:rFonts w:ascii="Times New Roman" w:hAnsi="Times New Roman" w:eastAsia="Times New Roman" w:cs="Times New Roman"/>
+          <w:sz w:val="28"/>
+          <w:szCs w:val="28"/>
+          <w:highlight w:val="none"/>
+        </w:rPr>
+      </w:r>
+      <w:r>
+        <w:rPr>
+          <w:rFonts w:ascii="Times New Roman" w:hAnsi="Times New Roman" w:eastAsia="Times New Roman" w:cs="Times New Roman"/>
+          <w:sz w:val="28"/>
+          <w:szCs w:val="28"/>
+          <w:highlight w:val="none"/>
+        </w:rPr>
+      </w:r>
+      <w:r>
+        <w:rPr>
+          <w:rFonts w:ascii="Times New Roman" w:hAnsi="Times New Roman" w:eastAsia="Times New Roman" w:cs="Times New Roman"/>
+          <w:sz w:val="28"/>
+          <w:szCs w:val="28"/>
+          <w:highlight w:val="none"/>
+        </w:rPr>
+      </w:r>
+    </w:p>
+    <w:p>
+      <w:pPr>
+        <w:pStyle w:val="829"/>
         <w:pBdr/>
         <w:spacing/>
         <w:ind/>
@@ -1390,7 +1890,7 @@
       </w:r>
       <w:r>
         <w:rPr>
-          <w:rFonts w:ascii="Times New Roman" w:hAnsi="Times New Roman" w:eastAsia="Times New Roman" w:cs="Times New Roman"/>
+          <w:rFonts w:ascii="Times New Roman" w:hAnsi="Times New Roman" w:cs="Times New Roman"/>
           <w:sz w:val="28"/>
           <w:szCs w:val="28"/>
         </w:rPr>
@@ -1686,7 +2186,7 @@
     </w:p>
     <w:p>
       <w:pPr>
-        <w:pStyle w:val="827"/>
+        <w:pStyle w:val="829"/>
         <w:pBdr/>
         <w:spacing/>
         <w:ind/>
@@ -1707,7 +2207,7 @@
       </w:r>
       <w:r>
         <w:rPr>
-          <w:rFonts w:ascii="Times New Roman" w:hAnsi="Times New Roman" w:eastAsia="Times New Roman" w:cs="Times New Roman"/>
+          <w:rFonts w:ascii="Times New Roman" w:hAnsi="Times New Roman" w:cs="Times New Roman"/>
           <w:sz w:val="28"/>
           <w:szCs w:val="28"/>
         </w:rPr>
@@ -1821,7 +2321,7 @@
     </w:p>
     <w:p>
       <w:pPr>
-        <w:pStyle w:val="827"/>
+        <w:pStyle w:val="829"/>
         <w:pBdr/>
         <w:spacing/>
         <w:ind/>
@@ -1842,7 +2342,7 @@
       </w:r>
       <w:r>
         <w:rPr>
-          <w:rFonts w:ascii="Times New Roman" w:hAnsi="Times New Roman" w:eastAsia="Times New Roman" w:cs="Times New Roman"/>
+          <w:rFonts w:ascii="Times New Roman" w:hAnsi="Times New Roman" w:cs="Times New Roman"/>
           <w:sz w:val="28"/>
           <w:szCs w:val="28"/>
         </w:rPr>
@@ -1956,7 +2456,7 @@
     </w:p>
     <w:p>
       <w:pPr>
-        <w:pStyle w:val="827"/>
+        <w:pStyle w:val="829"/>
         <w:pBdr/>
         <w:spacing/>
         <w:ind/>
@@ -1977,7 +2477,7 @@
       </w:r>
       <w:r>
         <w:rPr>
-          <w:rFonts w:ascii="Times New Roman" w:hAnsi="Times New Roman" w:eastAsia="Times New Roman" w:cs="Times New Roman"/>
+          <w:rFonts w:ascii="Times New Roman" w:hAnsi="Times New Roman" w:cs="Times New Roman"/>
           <w:sz w:val="28"/>
           <w:szCs w:val="28"/>
         </w:rPr>
@@ -2158,7 +2658,7 @@
     </w:p>
     <w:p>
       <w:pPr>
-        <w:pStyle w:val="827"/>
+        <w:pStyle w:val="829"/>
         <w:pBdr/>
         <w:spacing/>
         <w:ind/>
@@ -2179,7 +2679,7 @@
       </w:r>
       <w:r>
         <w:rPr>
-          <w:rFonts w:ascii="Times New Roman" w:hAnsi="Times New Roman" w:eastAsia="Times New Roman" w:cs="Times New Roman"/>
+          <w:rFonts w:ascii="Times New Roman" w:hAnsi="Times New Roman" w:cs="Times New Roman"/>
           <w:sz w:val="28"/>
           <w:szCs w:val="28"/>
         </w:rPr>
@@ -2383,7 +2883,7 @@
         <w:spacing/>
         <w:ind w:hanging="360" w:left="709"/>
       </w:pPr>
-      <w:pStyle w:val="827"/>
+      <w:pStyle w:val="829"/>
       <w:rPr/>
       <w:start w:val="1"/>
       <w:suff w:val="tab"/>
@@ -2665,9 +3165,9 @@
     <w:lsdException w:name="Bibliography" w:uiPriority="37"/>
     <w:lsdException w:name="TOC Heading" w:uiPriority="39" w:qFormat="1"/>
   </w:latentStyles>
-  <w:style w:type="table" w:styleId="701">
+  <w:style w:type="table" w:styleId="703">
     <w:name w:val="Table Grid"/>
-    <w:basedOn w:val="887"/>
+    <w:basedOn w:val="889"/>
     <w:uiPriority w:val="59"/>
     <w:pPr>
       <w:pBdr/>
@@ -2864,9 +3364,9 @@
       </w:tcPr>
     </w:tblStylePr>
   </w:style>
-  <w:style w:type="table" w:styleId="702">
+  <w:style w:type="table" w:styleId="704">
     <w:name w:val="Table Grid Light"/>
-    <w:basedOn w:val="887"/>
+    <w:basedOn w:val="889"/>
     <w:uiPriority w:val="59"/>
     <w:pPr>
       <w:pBdr/>
@@ -3063,9 +3563,9 @@
       </w:tcPr>
     </w:tblStylePr>
   </w:style>
-  <w:style w:type="table" w:styleId="703">
+  <w:style w:type="table" w:styleId="705">
     <w:name w:val="Plain Table 1"/>
-    <w:basedOn w:val="887"/>
+    <w:basedOn w:val="889"/>
     <w:uiPriority w:val="59"/>
     <w:pPr>
       <w:pBdr/>
@@ -3288,9 +3788,9 @@
       </w:tcPr>
     </w:tblStylePr>
   </w:style>
-  <w:style w:type="table" w:styleId="704">
+  <w:style w:type="table" w:styleId="706">
     <w:name w:val="Plain Table 2"/>
-    <w:basedOn w:val="887"/>
+    <w:basedOn w:val="889"/>
     <w:uiPriority w:val="59"/>
     <w:pPr>
       <w:pBdr/>
@@ -3521,9 +4021,9 @@
       </w:tcPr>
     </w:tblStylePr>
   </w:style>
-  <w:style w:type="table" w:styleId="705">
+  <w:style w:type="table" w:styleId="707">
     <w:name w:val="Plain Table 3"/>
-    <w:basedOn w:val="887"/>
+    <w:basedOn w:val="889"/>
     <w:uiPriority w:val="99"/>
     <w:pPr>
       <w:pBdr/>
@@ -3751,9 +4251,9 @@
       </w:tcPr>
     </w:tblStylePr>
   </w:style>
-  <w:style w:type="table" w:styleId="706">
+  <w:style w:type="table" w:styleId="708">
     <w:name w:val="Plain Table 4"/>
-    <w:basedOn w:val="887"/>
+    <w:basedOn w:val="889"/>
     <w:uiPriority w:val="99"/>
     <w:pPr>
       <w:pBdr/>
@@ -3967,9 +4467,9 @@
       </w:tcPr>
     </w:tblStylePr>
   </w:style>
-  <w:style w:type="table" w:styleId="707">
+  <w:style w:type="table" w:styleId="709">
     <w:name w:val="Plain Table 5"/>
-    <w:basedOn w:val="887"/>
+    <w:basedOn w:val="889"/>
     <w:uiPriority w:val="99"/>
     <w:pPr>
       <w:pBdr/>
@@ -4200,9 +4700,9 @@
       </w:tcPr>
     </w:tblStylePr>
   </w:style>
-  <w:style w:type="table" w:styleId="708">
+  <w:style w:type="table" w:styleId="710">
     <w:name w:val="Grid Table 1 Light"/>
-    <w:basedOn w:val="887"/>
+    <w:basedOn w:val="889"/>
     <w:uiPriority w:val="99"/>
     <w:pPr>
       <w:pBdr/>
@@ -4423,9 +4923,9 @@
       </w:tcPr>
     </w:tblStylePr>
   </w:style>
-  <w:style w:type="table" w:styleId="709">
+  <w:style w:type="table" w:styleId="711">
     <w:name w:val="Grid Table 1 Light - Accent 1"/>
-    <w:basedOn w:val="887"/>
+    <w:basedOn w:val="889"/>
     <w:uiPriority w:val="99"/>
     <w:pPr>
       <w:pBdr/>
@@ -4646,9 +5146,9 @@
       </w:tcPr>
     </w:tblStylePr>
   </w:style>
-  <w:style w:type="table" w:styleId="710">
+  <w:style w:type="table" w:styleId="712">
     <w:name w:val="Grid Table 1 Light - Accent 2"/>
-    <w:basedOn w:val="887"/>
+    <w:basedOn w:val="889"/>
     <w:uiPriority w:val="99"/>
     <w:pPr>
       <w:pBdr/>
@@ -4869,9 +5369,9 @@
       </w:tcPr>
     </w:tblStylePr>
   </w:style>
-  <w:style w:type="table" w:styleId="711">
+  <w:style w:type="table" w:styleId="713">
     <w:name w:val="Grid Table 1 Light - Accent 3"/>
-    <w:basedOn w:val="887"/>
+    <w:basedOn w:val="889"/>
     <w:uiPriority w:val="99"/>
     <w:pPr>
       <w:pBdr/>
@@ -5092,9 +5592,9 @@
       </w:tcPr>
     </w:tblStylePr>
   </w:style>
-  <w:style w:type="table" w:styleId="712">
+  <w:style w:type="table" w:styleId="714">
     <w:name w:val="Grid Table 1 Light - Accent 4"/>
-    <w:basedOn w:val="887"/>
+    <w:basedOn w:val="889"/>
     <w:uiPriority w:val="99"/>
     <w:pPr>
       <w:pBdr/>
@@ -5315,9 +5815,9 @@
       </w:tcPr>
     </w:tblStylePr>
   </w:style>
-  <w:style w:type="table" w:styleId="713">
+  <w:style w:type="table" w:styleId="715">
     <w:name w:val="Grid Table 1 Light - Accent 5"/>
-    <w:basedOn w:val="887"/>
+    <w:basedOn w:val="889"/>
     <w:uiPriority w:val="99"/>
     <w:pPr>
       <w:pBdr/>
@@ -5538,9 +6038,9 @@
       </w:tcPr>
     </w:tblStylePr>
   </w:style>
-  <w:style w:type="table" w:styleId="714">
+  <w:style w:type="table" w:styleId="716">
     <w:name w:val="Grid Table 1 Light - Accent 6"/>
-    <w:basedOn w:val="887"/>
+    <w:basedOn w:val="889"/>
     <w:uiPriority w:val="99"/>
     <w:pPr>
       <w:pBdr/>
@@ -5761,9 +6261,9 @@
       </w:tcPr>
     </w:tblStylePr>
   </w:style>
-  <w:style w:type="table" w:styleId="715">
+  <w:style w:type="table" w:styleId="717">
     <w:name w:val="Grid Table 2"/>
-    <w:basedOn w:val="887"/>
+    <w:basedOn w:val="889"/>
     <w:uiPriority w:val="99"/>
     <w:pPr>
       <w:pBdr/>
@@ -5993,9 +6493,9 @@
       </w:tcPr>
     </w:tblStylePr>
   </w:style>
-  <w:style w:type="table" w:styleId="716">
+  <w:style w:type="table" w:styleId="718">
     <w:name w:val="Grid Table 2 - Accent 1"/>
-    <w:basedOn w:val="887"/>
+    <w:basedOn w:val="889"/>
     <w:uiPriority w:val="99"/>
     <w:pPr>
       <w:pBdr/>
@@ -6225,9 +6725,9 @@
       </w:tcPr>
     </w:tblStylePr>
   </w:style>
-  <w:style w:type="table" w:styleId="717">
+  <w:style w:type="table" w:styleId="719">
     <w:name w:val="Grid Table 2 - Accent 2"/>
-    <w:basedOn w:val="887"/>
+    <w:basedOn w:val="889"/>
     <w:uiPriority w:val="99"/>
     <w:pPr>
       <w:pBdr/>
@@ -6457,9 +6957,9 @@
       </w:tcPr>
     </w:tblStylePr>
   </w:style>
-  <w:style w:type="table" w:styleId="718">
+  <w:style w:type="table" w:styleId="720">
     <w:name w:val="Grid Table 2 - Accent 3"/>
-    <w:basedOn w:val="887"/>
+    <w:basedOn w:val="889"/>
     <w:uiPriority w:val="99"/>
     <w:pPr>
       <w:pBdr/>
@@ -6689,9 +7189,9 @@
       </w:tcPr>
     </w:tblStylePr>
   </w:style>
-  <w:style w:type="table" w:styleId="719">
+  <w:style w:type="table" w:styleId="721">
     <w:name w:val="Grid Table 2 - Accent 4"/>
-    <w:basedOn w:val="887"/>
+    <w:basedOn w:val="889"/>
     <w:uiPriority w:val="99"/>
     <w:pPr>
       <w:pBdr/>
@@ -6921,9 +7421,9 @@
       </w:tcPr>
     </w:tblStylePr>
   </w:style>
-  <w:style w:type="table" w:styleId="720">
+  <w:style w:type="table" w:styleId="722">
     <w:name w:val="Grid Table 2 - Accent 5"/>
-    <w:basedOn w:val="887"/>
+    <w:basedOn w:val="889"/>
     <w:uiPriority w:val="99"/>
     <w:pPr>
       <w:pBdr/>
@@ -7153,9 +7653,9 @@
       </w:tcPr>
     </w:tblStylePr>
   </w:style>
-  <w:style w:type="table" w:styleId="721">
+  <w:style w:type="table" w:styleId="723">
     <w:name w:val="Grid Table 2 - Accent 6"/>
-    <w:basedOn w:val="887"/>
+    <w:basedOn w:val="889"/>
     <w:uiPriority w:val="99"/>
     <w:pPr>
       <w:pBdr/>
@@ -7385,9 +7885,9 @@
       </w:tcPr>
     </w:tblStylePr>
   </w:style>
-  <w:style w:type="table" w:styleId="722">
+  <w:style w:type="table" w:styleId="724">
     <w:name w:val="Grid Table 3"/>
-    <w:basedOn w:val="887"/>
+    <w:basedOn w:val="889"/>
     <w:uiPriority w:val="99"/>
     <w:pPr>
       <w:pBdr/>
@@ -7630,9 +8130,9 @@
       </w:tcPr>
     </w:tblStylePr>
   </w:style>
-  <w:style w:type="table" w:styleId="723">
+  <w:style w:type="table" w:styleId="725">
     <w:name w:val="Grid Table 3 - Accent 1"/>
-    <w:basedOn w:val="887"/>
+    <w:basedOn w:val="889"/>
     <w:uiPriority w:val="99"/>
     <w:pPr>
       <w:pBdr/>
@@ -7875,9 +8375,9 @@
       </w:tcPr>
     </w:tblStylePr>
   </w:style>
-  <w:style w:type="table" w:styleId="724">
+  <w:style w:type="table" w:styleId="726">
     <w:name w:val="Grid Table 3 - Accent 2"/>
-    <w:basedOn w:val="887"/>
+    <w:basedOn w:val="889"/>
     <w:uiPriority w:val="99"/>
     <w:pPr>
       <w:pBdr/>
@@ -8120,9 +8620,9 @@
       </w:tcPr>
     </w:tblStylePr>
   </w:style>
-  <w:style w:type="table" w:styleId="725">
+  <w:style w:type="table" w:styleId="727">
     <w:name w:val="Grid Table 3 - Accent 3"/>
-    <w:basedOn w:val="887"/>
+    <w:basedOn w:val="889"/>
     <w:uiPriority w:val="99"/>
     <w:pPr>
       <w:pBdr/>
@@ -8365,9 +8865,9 @@
       </w:tcPr>
     </w:tblStylePr>
   </w:style>
-  <w:style w:type="table" w:styleId="726">
+  <w:style w:type="table" w:styleId="728">
     <w:name w:val="Grid Table 3 - Accent 4"/>
-    <w:basedOn w:val="887"/>
+    <w:basedOn w:val="889"/>
     <w:uiPriority w:val="99"/>
     <w:pPr>
       <w:pBdr/>
@@ -8610,9 +9110,9 @@
       </w:tcPr>
     </w:tblStylePr>
   </w:style>
-  <w:style w:type="table" w:styleId="727">
+  <w:style w:type="table" w:styleId="729">
     <w:name w:val="Grid Table 3 - Accent 5"/>
-    <w:basedOn w:val="887"/>
+    <w:basedOn w:val="889"/>
     <w:uiPriority w:val="99"/>
     <w:pPr>
       <w:pBdr/>
@@ -8855,9 +9355,9 @@
       </w:tcPr>
     </w:tblStylePr>
   </w:style>
-  <w:style w:type="table" w:styleId="728">
+  <w:style w:type="table" w:styleId="730">
     <w:name w:val="Grid Table 3 - Accent 6"/>
-    <w:basedOn w:val="887"/>
+    <w:basedOn w:val="889"/>
     <w:uiPriority w:val="99"/>
     <w:pPr>
       <w:pBdr/>
@@ -9100,9 +9600,9 @@
       </w:tcPr>
     </w:tblStylePr>
   </w:style>
-  <w:style w:type="table" w:styleId="729">
+  <w:style w:type="table" w:styleId="731">
     <w:name w:val="Grid Table 4"/>
-    <w:basedOn w:val="887"/>
+    <w:basedOn w:val="889"/>
     <w:uiPriority w:val="59"/>
     <w:pPr>
       <w:pBdr/>
@@ -9333,9 +9833,9 @@
       </w:tcPr>
     </w:tblStylePr>
   </w:style>
-  <w:style w:type="table" w:styleId="730">
+  <w:style w:type="table" w:styleId="732">
     <w:name w:val="Grid Table 4 - Accent 1"/>
-    <w:basedOn w:val="887"/>
+    <w:basedOn w:val="889"/>
     <w:uiPriority w:val="59"/>
     <w:pPr>
       <w:pBdr/>
@@ -9566,9 +10066,9 @@
       </w:tcPr>
     </w:tblStylePr>
   </w:style>
-  <w:style w:type="table" w:styleId="731">
+  <w:style w:type="table" w:styleId="733">
     <w:name w:val="Grid Table 4 - Accent 2"/>
-    <w:basedOn w:val="887"/>
+    <w:basedOn w:val="889"/>
     <w:uiPriority w:val="59"/>
     <w:pPr>
       <w:pBdr/>
@@ -9799,9 +10299,9 @@
       </w:tcPr>
     </w:tblStylePr>
   </w:style>
-  <w:style w:type="table" w:styleId="732">
+  <w:style w:type="table" w:styleId="734">
     <w:name w:val="Grid Table 4 - Accent 3"/>
-    <w:basedOn w:val="887"/>
+    <w:basedOn w:val="889"/>
     <w:uiPriority w:val="59"/>
     <w:pPr>
       <w:pBdr/>
@@ -10032,9 +10532,9 @@
       </w:tcPr>
     </w:tblStylePr>
   </w:style>
-  <w:style w:type="table" w:styleId="733">
+  <w:style w:type="table" w:styleId="735">
     <w:name w:val="Grid Table 4 - Accent 4"/>
-    <w:basedOn w:val="887"/>
+    <w:basedOn w:val="889"/>
     <w:uiPriority w:val="59"/>
     <w:pPr>
       <w:pBdr/>
@@ -10265,9 +10765,9 @@
       </w:tcPr>
     </w:tblStylePr>
   </w:style>
-  <w:style w:type="table" w:styleId="734">
+  <w:style w:type="table" w:styleId="736">
     <w:name w:val="Grid Table 4 - Accent 5"/>
-    <w:basedOn w:val="887"/>
+    <w:basedOn w:val="889"/>
     <w:uiPriority w:val="59"/>
     <w:pPr>
       <w:pBdr/>
@@ -10498,9 +10998,9 @@
       </w:tcPr>
     </w:tblStylePr>
   </w:style>
-  <w:style w:type="table" w:styleId="735">
+  <w:style w:type="table" w:styleId="737">
     <w:name w:val="Grid Table 4 - Accent 6"/>
-    <w:basedOn w:val="887"/>
+    <w:basedOn w:val="889"/>
     <w:uiPriority w:val="59"/>
     <w:pPr>
       <w:pBdr/>
@@ -10731,9 +11231,9 @@
       </w:tcPr>
     </w:tblStylePr>
   </w:style>
-  <w:style w:type="table" w:styleId="736">
+  <w:style w:type="table" w:styleId="738">
     <w:name w:val="Grid Table 5 Dark"/>
-    <w:basedOn w:val="887"/>
+    <w:basedOn w:val="889"/>
     <w:uiPriority w:val="99"/>
     <w:pPr>
       <w:pBdr/>
@@ -10959,9 +11459,9 @@
       </w:tcPr>
     </w:tblStylePr>
   </w:style>
-  <w:style w:type="table" w:styleId="737">
+  <w:style w:type="table" w:styleId="739">
     <w:name w:val="Grid Table 5 Dark- Accent 1"/>
-    <w:basedOn w:val="887"/>
+    <w:basedOn w:val="889"/>
     <w:uiPriority w:val="99"/>
     <w:pPr>
       <w:pBdr/>
@@ -11187,9 +11687,9 @@
       </w:tcPr>
     </w:tblStylePr>
   </w:style>
-  <w:style w:type="table" w:styleId="738">
+  <w:style w:type="table" w:styleId="740">
     <w:name w:val="Grid Table 5 Dark - Accent 2"/>
-    <w:basedOn w:val="887"/>
+    <w:basedOn w:val="889"/>
     <w:uiPriority w:val="99"/>
     <w:pPr>
       <w:pBdr/>
@@ -11415,9 +11915,9 @@
       </w:tcPr>
     </w:tblStylePr>
   </w:style>
-  <w:style w:type="table" w:styleId="739">
+  <w:style w:type="table" w:styleId="741">
     <w:name w:val="Grid Table 5 Dark - Accent 3"/>
-    <w:basedOn w:val="887"/>
+    <w:basedOn w:val="889"/>
     <w:uiPriority w:val="99"/>
     <w:pPr>
       <w:pBdr/>
@@ -11643,9 +12143,9 @@
       </w:tcPr>
     </w:tblStylePr>
   </w:style>
-  <w:style w:type="table" w:styleId="740">
+  <w:style w:type="table" w:styleId="742">
     <w:name w:val="Grid Table 5 Dark- Accent 4"/>
-    <w:basedOn w:val="887"/>
+    <w:basedOn w:val="889"/>
     <w:uiPriority w:val="99"/>
     <w:pPr>
       <w:pBdr/>
@@ -11871,9 +12371,9 @@
       </w:tcPr>
     </w:tblStylePr>
   </w:style>
-  <w:style w:type="table" w:styleId="741">
+  <w:style w:type="table" w:styleId="743">
     <w:name w:val="Grid Table 5 Dark - Accent 5"/>
-    <w:basedOn w:val="887"/>
+    <w:basedOn w:val="889"/>
     <w:uiPriority w:val="99"/>
     <w:pPr>
       <w:pBdr/>
@@ -12099,9 +12599,9 @@
       </w:tcPr>
     </w:tblStylePr>
   </w:style>
-  <w:style w:type="table" w:styleId="742">
+  <w:style w:type="table" w:styleId="744">
     <w:name w:val="Grid Table 5 Dark - Accent 6"/>
-    <w:basedOn w:val="887"/>
+    <w:basedOn w:val="889"/>
     <w:uiPriority w:val="99"/>
     <w:pPr>
       <w:pBdr/>
@@ -12327,9 +12827,9 @@
       </w:tcPr>
     </w:tblStylePr>
   </w:style>
-  <w:style w:type="table" w:styleId="743">
+  <w:style w:type="table" w:styleId="745">
     <w:name w:val="Grid Table 6 Colorful"/>
-    <w:basedOn w:val="887"/>
+    <w:basedOn w:val="889"/>
     <w:uiPriority w:val="99"/>
     <w:pPr>
       <w:pBdr/>
@@ -12557,9 +13057,9 @@
       </w:tcPr>
     </w:tblStylePr>
   </w:style>
-  <w:style w:type="table" w:styleId="744">
+  <w:style w:type="table" w:styleId="746">
     <w:name w:val="Grid Table 6 Colorful - Accent 1"/>
-    <w:basedOn w:val="887"/>
+    <w:basedOn w:val="889"/>
     <w:uiPriority w:val="99"/>
     <w:pPr>
       <w:pBdr/>
@@ -12787,9 +13287,9 @@
       </w:tcPr>
     </w:tblStylePr>
   </w:style>
-  <w:style w:type="table" w:styleId="745">
+  <w:style w:type="table" w:styleId="747">
     <w:name w:val="Grid Table 6 Colorful - Accent 2"/>
-    <w:basedOn w:val="887"/>
+    <w:basedOn w:val="889"/>
     <w:uiPriority w:val="99"/>
     <w:pPr>
       <w:pBdr/>
@@ -13017,9 +13517,9 @@
       </w:tcPr>
     </w:tblStylePr>
   </w:style>
-  <w:style w:type="table" w:styleId="746">
+  <w:style w:type="table" w:styleId="748">
     <w:name w:val="Grid Table 6 Colorful - Accent 3"/>
-    <w:basedOn w:val="887"/>
+    <w:basedOn w:val="889"/>
     <w:uiPriority w:val="99"/>
     <w:pPr>
       <w:pBdr/>
@@ -13247,9 +13747,9 @@
       </w:tcPr>
     </w:tblStylePr>
   </w:style>
-  <w:style w:type="table" w:styleId="747">
+  <w:style w:type="table" w:styleId="749">
     <w:name w:val="Grid Table 6 Colorful - Accent 4"/>
-    <w:basedOn w:val="887"/>
+    <w:basedOn w:val="889"/>
     <w:uiPriority w:val="99"/>
     <w:pPr>
       <w:pBdr/>
@@ -13477,9 +13977,9 @@
       </w:tcPr>
     </w:tblStylePr>
   </w:style>
-  <w:style w:type="table" w:styleId="748">
+  <w:style w:type="table" w:styleId="750">
     <w:name w:val="Grid Table 6 Colorful - Accent 5"/>
-    <w:basedOn w:val="887"/>
+    <w:basedOn w:val="889"/>
     <w:uiPriority w:val="99"/>
     <w:pPr>
       <w:pBdr/>
@@ -13707,9 +14207,9 @@
       </w:tcPr>
     </w:tblStylePr>
   </w:style>
-  <w:style w:type="table" w:styleId="749">
+  <w:style w:type="table" w:styleId="751">
     <w:name w:val="Grid Table 6 Colorful - Accent 6"/>
-    <w:basedOn w:val="887"/>
+    <w:basedOn w:val="889"/>
     <w:uiPriority w:val="99"/>
     <w:pPr>
       <w:pBdr/>
@@ -13937,9 +14437,9 @@
       </w:tcPr>
     </w:tblStylePr>
   </w:style>
-  <w:style w:type="table" w:styleId="750">
+  <w:style w:type="table" w:styleId="752">
     <w:name w:val="Grid Table 7 Colorful"/>
-    <w:basedOn w:val="887"/>
+    <w:basedOn w:val="889"/>
     <w:uiPriority w:val="99"/>
     <w:pPr>
       <w:pBdr/>
@@ -14191,9 +14691,9 @@
       </w:tcPr>
     </w:tblStylePr>
   </w:style>
-  <w:style w:type="table" w:styleId="751">
+  <w:style w:type="table" w:styleId="753">
     <w:name w:val="Grid Table 7 Colorful - Accent 1"/>
-    <w:basedOn w:val="887"/>
+    <w:basedOn w:val="889"/>
     <w:uiPriority w:val="99"/>
     <w:pPr>
       <w:pBdr/>
@@ -14445,9 +14945,9 @@
       </w:tcPr>
     </w:tblStylePr>
   </w:style>
-  <w:style w:type="table" w:styleId="752">
+  <w:style w:type="table" w:styleId="754">
     <w:name w:val="Grid Table 7 Colorful - Accent 2"/>
-    <w:basedOn w:val="887"/>
+    <w:basedOn w:val="889"/>
     <w:uiPriority w:val="99"/>
     <w:pPr>
       <w:pBdr/>
@@ -14699,9 +15199,9 @@
       </w:tcPr>
     </w:tblStylePr>
   </w:style>
-  <w:style w:type="table" w:styleId="753">
+  <w:style w:type="table" w:styleId="755">
     <w:name w:val="Grid Table 7 Colorful - Accent 3"/>
-    <w:basedOn w:val="887"/>
+    <w:basedOn w:val="889"/>
     <w:uiPriority w:val="99"/>
     <w:pPr>
       <w:pBdr/>
@@ -14953,9 +15453,9 @@
       </w:tcPr>
     </w:tblStylePr>
   </w:style>
-  <w:style w:type="table" w:styleId="754">
+  <w:style w:type="table" w:styleId="756">
     <w:name w:val="Grid Table 7 Colorful - Accent 4"/>
-    <w:basedOn w:val="887"/>
+    <w:basedOn w:val="889"/>
     <w:uiPriority w:val="99"/>
     <w:pPr>
       <w:pBdr/>
@@ -15207,9 +15707,9 @@
       </w:tcPr>
     </w:tblStylePr>
   </w:style>
-  <w:style w:type="table" w:styleId="755">
+  <w:style w:type="table" w:styleId="757">
     <w:name w:val="Grid Table 7 Colorful - Accent 5"/>
-    <w:basedOn w:val="887"/>
+    <w:basedOn w:val="889"/>
     <w:uiPriority w:val="99"/>
     <w:pPr>
       <w:pBdr/>
@@ -15461,9 +15961,9 @@
       </w:tcPr>
     </w:tblStylePr>
   </w:style>
-  <w:style w:type="table" w:styleId="756">
+  <w:style w:type="table" w:styleId="758">
     <w:name w:val="Grid Table 7 Colorful - Accent 6"/>
-    <w:basedOn w:val="887"/>
+    <w:basedOn w:val="889"/>
     <w:uiPriority w:val="99"/>
     <w:pPr>
       <w:pBdr/>
@@ -15715,9 +16215,9 @@
       </w:tcPr>
     </w:tblStylePr>
   </w:style>
-  <w:style w:type="table" w:styleId="757">
+  <w:style w:type="table" w:styleId="759">
     <w:name w:val="List Table 1 Light"/>
-    <w:basedOn w:val="887"/>
+    <w:basedOn w:val="889"/>
     <w:uiPriority w:val="99"/>
     <w:pPr>
       <w:pBdr/>
@@ -15931,9 +16431,9 @@
       </w:tcPr>
     </w:tblStylePr>
   </w:style>
-  <w:style w:type="table" w:styleId="758">
+  <w:style w:type="table" w:styleId="760">
     <w:name w:val="List Table 1 Light - Accent 1"/>
-    <w:basedOn w:val="887"/>
+    <w:basedOn w:val="889"/>
     <w:uiPriority w:val="99"/>
     <w:pPr>
       <w:pBdr/>
@@ -16147,9 +16647,9 @@
       </w:tcPr>
     </w:tblStylePr>
   </w:style>
-  <w:style w:type="table" w:styleId="759">
+  <w:style w:type="table" w:styleId="761">
     <w:name w:val="List Table 1 Light - Accent 2"/>
-    <w:basedOn w:val="887"/>
+    <w:basedOn w:val="889"/>
     <w:uiPriority w:val="99"/>
     <w:pPr>
       <w:pBdr/>
@@ -16363,9 +16863,9 @@
       </w:tcPr>
     </w:tblStylePr>
   </w:style>
-  <w:style w:type="table" w:styleId="760">
+  <w:style w:type="table" w:styleId="762">
     <w:name w:val="List Table 1 Light - Accent 3"/>
-    <w:basedOn w:val="887"/>
+    <w:basedOn w:val="889"/>
     <w:uiPriority w:val="99"/>
     <w:pPr>
       <w:pBdr/>
@@ -16579,9 +17079,9 @@
       </w:tcPr>
     </w:tblStylePr>
   </w:style>
-  <w:style w:type="table" w:styleId="761">
+  <w:style w:type="table" w:styleId="763">
     <w:name w:val="List Table 1 Light - Accent 4"/>
-    <w:basedOn w:val="887"/>
+    <w:basedOn w:val="889"/>
     <w:uiPriority w:val="99"/>
     <w:pPr>
       <w:pBdr/>
@@ -16795,9 +17295,9 @@
       </w:tcPr>
     </w:tblStylePr>
   </w:style>
-  <w:style w:type="table" w:styleId="762">
+  <w:style w:type="table" w:styleId="764">
     <w:name w:val="List Table 1 Light - Accent 5"/>
-    <w:basedOn w:val="887"/>
+    <w:basedOn w:val="889"/>
     <w:uiPriority w:val="99"/>
     <w:pPr>
       <w:pBdr/>
@@ -17011,9 +17511,9 @@
       </w:tcPr>
     </w:tblStylePr>
   </w:style>
-  <w:style w:type="table" w:styleId="763">
+  <w:style w:type="table" w:styleId="765">
     <w:name w:val="List Table 1 Light - Accent 6"/>
-    <w:basedOn w:val="887"/>
+    <w:basedOn w:val="889"/>
     <w:uiPriority w:val="99"/>
     <w:pPr>
       <w:pBdr/>
@@ -17227,9 +17727,9 @@
       </w:tcPr>
     </w:tblStylePr>
   </w:style>
-  <w:style w:type="table" w:styleId="764">
+  <w:style w:type="table" w:styleId="766">
     <w:name w:val="List Table 2"/>
-    <w:basedOn w:val="887"/>
+    <w:basedOn w:val="889"/>
     <w:uiPriority w:val="99"/>
     <w:pPr>
       <w:pBdr/>
@@ -17465,9 +17965,9 @@
       </w:tcPr>
     </w:tblStylePr>
   </w:style>
-  <w:style w:type="table" w:styleId="765">
+  <w:style w:type="table" w:styleId="767">
     <w:name w:val="List Table 2 - Accent 1"/>
-    <w:basedOn w:val="887"/>
+    <w:basedOn w:val="889"/>
     <w:uiPriority w:val="99"/>
     <w:pPr>
       <w:pBdr/>
@@ -17703,9 +18203,9 @@
       </w:tcPr>
     </w:tblStylePr>
   </w:style>
-  <w:style w:type="table" w:styleId="766">
+  <w:style w:type="table" w:styleId="768">
     <w:name w:val="List Table 2 - Accent 2"/>
-    <w:basedOn w:val="887"/>
+    <w:basedOn w:val="889"/>
     <w:uiPriority w:val="99"/>
     <w:pPr>
       <w:pBdr/>
@@ -17941,9 +18441,9 @@
       </w:tcPr>
     </w:tblStylePr>
   </w:style>
-  <w:style w:type="table" w:styleId="767">
+  <w:style w:type="table" w:styleId="769">
     <w:name w:val="List Table 2 - Accent 3"/>
-    <w:basedOn w:val="887"/>
+    <w:basedOn w:val="889"/>
     <w:uiPriority w:val="99"/>
     <w:pPr>
       <w:pBdr/>
@@ -18179,9 +18679,9 @@
       </w:tcPr>
     </w:tblStylePr>
   </w:style>
-  <w:style w:type="table" w:styleId="768">
+  <w:style w:type="table" w:styleId="770">
     <w:name w:val="List Table 2 - Accent 4"/>
-    <w:basedOn w:val="887"/>
+    <w:basedOn w:val="889"/>
     <w:uiPriority w:val="99"/>
     <w:pPr>
       <w:pBdr/>
@@ -18417,9 +18917,9 @@
       </w:tcPr>
     </w:tblStylePr>
   </w:style>
-  <w:style w:type="table" w:styleId="769">
+  <w:style w:type="table" w:styleId="771">
     <w:name w:val="List Table 2 - Accent 5"/>
-    <w:basedOn w:val="887"/>
+    <w:basedOn w:val="889"/>
     <w:uiPriority w:val="99"/>
     <w:pPr>
       <w:pBdr/>
@@ -18655,9 +19155,9 @@
       </w:tcPr>
     </w:tblStylePr>
   </w:style>
-  <w:style w:type="table" w:styleId="770">
+  <w:style w:type="table" w:styleId="772">
     <w:name w:val="List Table 2 - Accent 6"/>
-    <w:basedOn w:val="887"/>
+    <w:basedOn w:val="889"/>
     <w:uiPriority w:val="99"/>
     <w:pPr>
       <w:pBdr/>
@@ -18893,9 +19393,9 @@
       </w:tcPr>
     </w:tblStylePr>
   </w:style>
-  <w:style w:type="table" w:styleId="771">
+  <w:style w:type="table" w:styleId="773">
     <w:name w:val="List Table 3"/>
-    <w:basedOn w:val="887"/>
+    <w:basedOn w:val="889"/>
     <w:uiPriority w:val="99"/>
     <w:pPr>
       <w:pBdr/>
@@ -19121,9 +19621,9 @@
       </w:tcPr>
     </w:tblStylePr>
   </w:style>
-  <w:style w:type="table" w:styleId="772">
+  <w:style w:type="table" w:styleId="774">
     <w:name w:val="List Table 3 - Accent 1"/>
-    <w:basedOn w:val="887"/>
+    <w:basedOn w:val="889"/>
     <w:uiPriority w:val="99"/>
     <w:pPr>
       <w:pBdr/>
@@ -19349,9 +19849,9 @@
       </w:tcPr>
     </w:tblStylePr>
   </w:style>
-  <w:style w:type="table" w:styleId="773">
+  <w:style w:type="table" w:styleId="775">
     <w:name w:val="List Table 3 - Accent 2"/>
-    <w:basedOn w:val="887"/>
+    <w:basedOn w:val="889"/>
     <w:uiPriority w:val="99"/>
     <w:pPr>
       <w:pBdr/>
@@ -19577,9 +20077,9 @@
       </w:tcPr>
     </w:tblStylePr>
   </w:style>
-  <w:style w:type="table" w:styleId="774">
+  <w:style w:type="table" w:styleId="776">
     <w:name w:val="List Table 3 - Accent 3"/>
-    <w:basedOn w:val="887"/>
+    <w:basedOn w:val="889"/>
     <w:uiPriority w:val="99"/>
     <w:pPr>
       <w:pBdr/>
@@ -19805,9 +20305,9 @@
       </w:tcPr>
     </w:tblStylePr>
   </w:style>
-  <w:style w:type="table" w:styleId="775">
+  <w:style w:type="table" w:styleId="777">
     <w:name w:val="List Table 3 - Accent 4"/>
-    <w:basedOn w:val="887"/>
+    <w:basedOn w:val="889"/>
     <w:uiPriority w:val="99"/>
     <w:pPr>
       <w:pBdr/>
@@ -20033,9 +20533,9 @@
       </w:tcPr>
     </w:tblStylePr>
   </w:style>
-  <w:style w:type="table" w:styleId="776">
+  <w:style w:type="table" w:styleId="778">
     <w:name w:val="List Table 3 - Accent 5"/>
-    <w:basedOn w:val="887"/>
+    <w:basedOn w:val="889"/>
     <w:uiPriority w:val="99"/>
     <w:pPr>
       <w:pBdr/>
@@ -20261,9 +20761,9 @@
       </w:tcPr>
     </w:tblStylePr>
   </w:style>
-  <w:style w:type="table" w:styleId="777">
+  <w:style w:type="table" w:styleId="779">
     <w:name w:val="List Table 3 - Accent 6"/>
-    <w:basedOn w:val="887"/>
+    <w:basedOn w:val="889"/>
     <w:uiPriority w:val="99"/>
     <w:pPr>
       <w:pBdr/>
@@ -20489,9 +20989,9 @@
       </w:tcPr>
     </w:tblStylePr>
   </w:style>
-  <w:style w:type="table" w:styleId="778">
+  <w:style w:type="table" w:styleId="780">
     <w:name w:val="List Table 4"/>
-    <w:basedOn w:val="887"/>
+    <w:basedOn w:val="889"/>
     <w:uiPriority w:val="99"/>
     <w:pPr>
       <w:pBdr/>
@@ -20714,9 +21214,9 @@
       </w:tcPr>
     </w:tblStylePr>
   </w:style>
-  <w:style w:type="table" w:styleId="779">
+  <w:style w:type="table" w:styleId="781">
     <w:name w:val="List Table 4 - Accent 1"/>
-    <w:basedOn w:val="887"/>
+    <w:basedOn w:val="889"/>
     <w:uiPriority w:val="99"/>
     <w:pPr>
       <w:pBdr/>
@@ -20939,9 +21439,9 @@
       </w:tcPr>
     </w:tblStylePr>
   </w:style>
-  <w:style w:type="table" w:styleId="780">
+  <w:style w:type="table" w:styleId="782">
     <w:name w:val="List Table 4 - Accent 2"/>
-    <w:basedOn w:val="887"/>
+    <w:basedOn w:val="889"/>
     <w:uiPriority w:val="99"/>
     <w:pPr>
       <w:pBdr/>
@@ -21164,9 +21664,9 @@
       </w:tcPr>
     </w:tblStylePr>
   </w:style>
-  <w:style w:type="table" w:styleId="781">
+  <w:style w:type="table" w:styleId="783">
     <w:name w:val="List Table 4 - Accent 3"/>
-    <w:basedOn w:val="887"/>
+    <w:basedOn w:val="889"/>
     <w:uiPriority w:val="99"/>
     <w:pPr>
       <w:pBdr/>
@@ -21389,9 +21889,9 @@
       </w:tcPr>
     </w:tblStylePr>
   </w:style>
-  <w:style w:type="table" w:styleId="782">
+  <w:style w:type="table" w:styleId="784">
     <w:name w:val="List Table 4 - Accent 4"/>
-    <w:basedOn w:val="887"/>
+    <w:basedOn w:val="889"/>
     <w:uiPriority w:val="99"/>
     <w:pPr>
       <w:pBdr/>
@@ -21614,9 +22114,9 @@
       </w:tcPr>
     </w:tblStylePr>
   </w:style>
-  <w:style w:type="table" w:styleId="783">
+  <w:style w:type="table" w:styleId="785">
     <w:name w:val="List Table 4 - Accent 5"/>
-    <w:basedOn w:val="887"/>
+    <w:basedOn w:val="889"/>
     <w:uiPriority w:val="99"/>
     <w:pPr>
       <w:pBdr/>
@@ -21839,9 +22339,9 @@
       </w:tcPr>
     </w:tblStylePr>
   </w:style>
-  <w:style w:type="table" w:styleId="784">
+  <w:style w:type="table" w:styleId="786">
     <w:name w:val="List Table 4 - Accent 6"/>
-    <w:basedOn w:val="887"/>
+    <w:basedOn w:val="889"/>
     <w:uiPriority w:val="99"/>
     <w:pPr>
       <w:pBdr/>
@@ -22064,9 +22564,9 @@
       </w:tcPr>
     </w:tblStylePr>
   </w:style>
-  <w:style w:type="table" w:styleId="785">
+  <w:style w:type="table" w:styleId="787">
     <w:name w:val="List Table 5 Dark"/>
-    <w:basedOn w:val="887"/>
+    <w:basedOn w:val="889"/>
     <w:uiPriority w:val="99"/>
     <w:pPr>
       <w:pBdr/>
@@ -22306,9 +22806,9 @@
       </w:tcPr>
     </w:tblStylePr>
   </w:style>
-  <w:style w:type="table" w:styleId="786">
+  <w:style w:type="table" w:styleId="788">
     <w:name w:val="List Table 5 Dark - Accent 1"/>
-    <w:basedOn w:val="887"/>
+    <w:basedOn w:val="889"/>
     <w:uiPriority w:val="99"/>
     <w:pPr>
       <w:pBdr/>
@@ -22548,9 +23048,9 @@
       </w:tcPr>
     </w:tblStylePr>
   </w:style>
-  <w:style w:type="table" w:styleId="787">
+  <w:style w:type="table" w:styleId="789">
     <w:name w:val="List Table 5 Dark - Accent 2"/>
-    <w:basedOn w:val="887"/>
+    <w:basedOn w:val="889"/>
     <w:uiPriority w:val="99"/>
     <w:pPr>
       <w:pBdr/>
@@ -22790,9 +23290,9 @@
       </w:tcPr>
     </w:tblStylePr>
   </w:style>
-  <w:style w:type="table" w:styleId="788">
+  <w:style w:type="table" w:styleId="790">
     <w:name w:val="List Table 5 Dark - Accent 3"/>
-    <w:basedOn w:val="887"/>
+    <w:basedOn w:val="889"/>
     <w:uiPriority w:val="99"/>
     <w:pPr>
       <w:pBdr/>
@@ -23032,9 +23532,9 @@
       </w:tcPr>
     </w:tblStylePr>
   </w:style>
-  <w:style w:type="table" w:styleId="789">
+  <w:style w:type="table" w:styleId="791">
     <w:name w:val="List Table 5 Dark - Accent 4"/>
-    <w:basedOn w:val="887"/>
+    <w:basedOn w:val="889"/>
     <w:uiPriority w:val="99"/>
     <w:pPr>
       <w:pBdr/>
@@ -23274,9 +23774,9 @@
       </w:tcPr>
     </w:tblStylePr>
   </w:style>
-  <w:style w:type="table" w:styleId="790">
+  <w:style w:type="table" w:styleId="792">
     <w:name w:val="List Table 5 Dark - Accent 5"/>
-    <w:basedOn w:val="887"/>
+    <w:basedOn w:val="889"/>
     <w:uiPriority w:val="99"/>
     <w:pPr>
       <w:pBdr/>
@@ -23516,9 +24016,9 @@
       </w:tcPr>
     </w:tblStylePr>
   </w:style>
-  <w:style w:type="table" w:styleId="791">
+  <w:style w:type="table" w:styleId="793">
     <w:name w:val="List Table 5 Dark - Accent 6"/>
-    <w:basedOn w:val="887"/>
+    <w:basedOn w:val="889"/>
     <w:uiPriority w:val="99"/>
     <w:pPr>
       <w:pBdr/>
@@ -23758,9 +24258,9 @@
       </w:tcPr>
     </w:tblStylePr>
   </w:style>
-  <w:style w:type="table" w:styleId="792">
+  <w:style w:type="table" w:styleId="794">
     <w:name w:val="List Table 6 Colorful"/>
-    <w:basedOn w:val="887"/>
+    <w:basedOn w:val="889"/>
     <w:uiPriority w:val="99"/>
     <w:pPr>
       <w:pBdr/>
@@ -23981,9 +24481,9 @@
       </w:tcPr>
     </w:tblStylePr>
   </w:style>
-  <w:style w:type="table" w:styleId="793">
+  <w:style w:type="table" w:styleId="795">
     <w:name w:val="List Table 6 Colorful - Accent 1"/>
-    <w:basedOn w:val="887"/>
+    <w:basedOn w:val="889"/>
     <w:uiPriority w:val="99"/>
     <w:pPr>
       <w:pBdr/>
@@ -24204,9 +24704,9 @@
       </w:tcPr>
     </w:tblStylePr>
   </w:style>
-  <w:style w:type="table" w:styleId="794">
+  <w:style w:type="table" w:styleId="796">
     <w:name w:val="List Table 6 Colorful - Accent 2"/>
-    <w:basedOn w:val="887"/>
+    <w:basedOn w:val="889"/>
     <w:uiPriority w:val="99"/>
     <w:pPr>
       <w:pBdr/>
@@ -24427,9 +24927,9 @@
       </w:tcPr>
     </w:tblStylePr>
   </w:style>
-  <w:style w:type="table" w:styleId="795">
+  <w:style w:type="table" w:styleId="797">
     <w:name w:val="List Table 6 Colorful - Accent 3"/>
-    <w:basedOn w:val="887"/>
+    <w:basedOn w:val="889"/>
     <w:uiPriority w:val="99"/>
     <w:pPr>
       <w:pBdr/>
@@ -24650,9 +25150,9 @@
       </w:tcPr>
     </w:tblStylePr>
   </w:style>
-  <w:style w:type="table" w:styleId="796">
+  <w:style w:type="table" w:styleId="798">
     <w:name w:val="List Table 6 Colorful - Accent 4"/>
-    <w:basedOn w:val="887"/>
+    <w:basedOn w:val="889"/>
     <w:uiPriority w:val="99"/>
     <w:pPr>
       <w:pBdr/>
@@ -24873,9 +25373,9 @@
       </w:tcPr>
     </w:tblStylePr>
   </w:style>
-  <w:style w:type="table" w:styleId="797">
+  <w:style w:type="table" w:styleId="799">
     <w:name w:val="List Table 6 Colorful - Accent 5"/>
-    <w:basedOn w:val="887"/>
+    <w:basedOn w:val="889"/>
     <w:uiPriority w:val="99"/>
     <w:pPr>
       <w:pBdr/>
@@ -25096,9 +25596,9 @@
       </w:tcPr>
     </w:tblStylePr>
   </w:style>
-  <w:style w:type="table" w:styleId="798">
+  <w:style w:type="table" w:styleId="800">
     <w:name w:val="List Table 6 Colorful - Accent 6"/>
-    <w:basedOn w:val="887"/>
+    <w:basedOn w:val="889"/>
     <w:uiPriority w:val="99"/>
     <w:pPr>
       <w:pBdr/>
@@ -25319,9 +25819,9 @@
       </w:tcPr>
     </w:tblStylePr>
   </w:style>
-  <w:style w:type="table" w:styleId="799">
+  <w:style w:type="table" w:styleId="801">
     <w:name w:val="List Table 7 Colorful"/>
-    <w:basedOn w:val="887"/>
+    <w:basedOn w:val="889"/>
     <w:uiPriority w:val="99"/>
     <w:pPr>
       <w:pBdr/>
@@ -25575,9 +26075,9 @@
       </w:tcPr>
     </w:tblStylePr>
   </w:style>
-  <w:style w:type="table" w:styleId="800">
+  <w:style w:type="table" w:styleId="802">
     <w:name w:val="List Table 7 Colorful - Accent 1"/>
-    <w:basedOn w:val="887"/>
+    <w:basedOn w:val="889"/>
     <w:uiPriority w:val="99"/>
     <w:pPr>
       <w:pBdr/>
@@ -25831,9 +26331,9 @@
       </w:tcPr>
     </w:tblStylePr>
   </w:style>
-  <w:style w:type="table" w:styleId="801">
+  <w:style w:type="table" w:styleId="803">
     <w:name w:val="List Table 7 Colorful - Accent 2"/>
-    <w:basedOn w:val="887"/>
+    <w:basedOn w:val="889"/>
     <w:uiPriority w:val="99"/>
     <w:pPr>
       <w:pBdr/>
@@ -26087,9 +26587,9 @@
       </w:tcPr>
     </w:tblStylePr>
   </w:style>
-  <w:style w:type="table" w:styleId="802">
+  <w:style w:type="table" w:styleId="804">
     <w:name w:val="List Table 7 Colorful - Accent 3"/>
-    <w:basedOn w:val="887"/>
+    <w:basedOn w:val="889"/>
     <w:uiPriority w:val="99"/>
     <w:pPr>
       <w:pBdr/>
@@ -26343,9 +26843,9 @@
       </w:tcPr>
     </w:tblStylePr>
   </w:style>
-  <w:style w:type="table" w:styleId="803">
+  <w:style w:type="table" w:styleId="805">
     <w:name w:val="List Table 7 Colorful - Accent 4"/>
-    <w:basedOn w:val="887"/>
+    <w:basedOn w:val="889"/>
     <w:uiPriority w:val="99"/>
     <w:pPr>
       <w:pBdr/>
@@ -26599,9 +27099,9 @@
       </w:tcPr>
     </w:tblStylePr>
   </w:style>
-  <w:style w:type="table" w:styleId="804">
+  <w:style w:type="table" w:styleId="806">
     <w:name w:val="List Table 7 Colorful - Accent 5"/>
-    <w:basedOn w:val="887"/>
+    <w:basedOn w:val="889"/>
     <w:uiPriority w:val="99"/>
     <w:pPr>
       <w:pBdr/>
@@ -26855,9 +27355,9 @@
       </w:tcPr>
     </w:tblStylePr>
   </w:style>
-  <w:style w:type="table" w:styleId="805">
+  <w:style w:type="table" w:styleId="807">
     <w:name w:val="List Table 7 Colorful - Accent 6"/>
-    <w:basedOn w:val="887"/>
+    <w:basedOn w:val="889"/>
     <w:uiPriority w:val="99"/>
     <w:pPr>
       <w:pBdr/>
@@ -27111,9 +27611,9 @@
       </w:tcPr>
     </w:tblStylePr>
   </w:style>
-  <w:style w:type="table" w:styleId="806">
+  <w:style w:type="table" w:styleId="808">
     <w:name w:val="Lined - Accent"/>
-    <w:basedOn w:val="887"/>
+    <w:basedOn w:val="889"/>
     <w:uiPriority w:val="99"/>
     <w:pPr>
       <w:pBdr/>
@@ -27348,9 +27848,9 @@
       </w:tcPr>
     </w:tblStylePr>
   </w:style>
-  <w:style w:type="table" w:styleId="807">
+  <w:style w:type="table" w:styleId="809">
     <w:name w:val="Lined - Accent 1"/>
-    <w:basedOn w:val="887"/>
+    <w:basedOn w:val="889"/>
     <w:uiPriority w:val="99"/>
     <w:pPr>
       <w:pBdr/>
@@ -27585,9 +28085,9 @@
       </w:tcPr>
     </w:tblStylePr>
   </w:style>
-  <w:style w:type="table" w:styleId="808">
+  <w:style w:type="table" w:styleId="810">
     <w:name w:val="Lined - Accent 2"/>
-    <w:basedOn w:val="887"/>
+    <w:basedOn w:val="889"/>
     <w:uiPriority w:val="99"/>
     <w:pPr>
       <w:pBdr/>
@@ -27822,9 +28322,9 @@
       </w:tcPr>
     </w:tblStylePr>
   </w:style>
-  <w:style w:type="table" w:styleId="809">
+  <w:style w:type="table" w:styleId="811">
     <w:name w:val="Lined - Accent 3"/>
-    <w:basedOn w:val="887"/>
+    <w:basedOn w:val="889"/>
     <w:uiPriority w:val="99"/>
     <w:pPr>
       <w:pBdr/>
@@ -28059,9 +28559,9 @@
       </w:tcPr>
     </w:tblStylePr>
   </w:style>
-  <w:style w:type="table" w:styleId="810">
+  <w:style w:type="table" w:styleId="812">
     <w:name w:val="Lined - Accent 4"/>
-    <w:basedOn w:val="887"/>
+    <w:basedOn w:val="889"/>
     <w:uiPriority w:val="99"/>
     <w:pPr>
       <w:pBdr/>
@@ -28296,9 +28796,9 @@
       </w:tcPr>
     </w:tblStylePr>
   </w:style>
-  <w:style w:type="table" w:styleId="811">
+  <w:style w:type="table" w:styleId="813">
     <w:name w:val="Lined - Accent 5"/>
-    <w:basedOn w:val="887"/>
+    <w:basedOn w:val="889"/>
     <w:uiPriority w:val="99"/>
     <w:pPr>
       <w:pBdr/>
@@ -28533,9 +29033,9 @@
       </w:tcPr>
     </w:tblStylePr>
   </w:style>
-  <w:style w:type="table" w:styleId="812">
+  <w:style w:type="table" w:styleId="814">
     <w:name w:val="Lined - Accent 6"/>
-    <w:basedOn w:val="887"/>
+    <w:basedOn w:val="889"/>
     <w:uiPriority w:val="99"/>
     <w:pPr>
       <w:pBdr/>
@@ -28770,9 +29270,9 @@
       </w:tcPr>
     </w:tblStylePr>
   </w:style>
-  <w:style w:type="table" w:styleId="813">
+  <w:style w:type="table" w:styleId="815">
     <w:name w:val="Bordered &amp; Lined - Accent"/>
-    <w:basedOn w:val="887"/>
+    <w:basedOn w:val="889"/>
     <w:uiPriority w:val="99"/>
     <w:pPr>
       <w:pBdr/>
@@ -29014,9 +29514,9 @@
       </w:tcPr>
     </w:tblStylePr>
   </w:style>
-  <w:style w:type="table" w:styleId="814">
+  <w:style w:type="table" w:styleId="816">
     <w:name w:val="Bordered &amp; Lined - Accent 1"/>
-    <w:basedOn w:val="887"/>
+    <w:basedOn w:val="889"/>
     <w:uiPriority w:val="99"/>
     <w:pPr>
       <w:pBdr/>
@@ -29258,9 +29758,9 @@
       </w:tcPr>
     </w:tblStylePr>
   </w:style>
-  <w:style w:type="table" w:styleId="815">
+  <w:style w:type="table" w:styleId="817">
     <w:name w:val="Bordered &amp; Lined - Accent 2"/>
-    <w:basedOn w:val="887"/>
+    <w:basedOn w:val="889"/>
     <w:uiPriority w:val="99"/>
     <w:pPr>
       <w:pBdr/>
@@ -29502,9 +30002,9 @@
       </w:tcPr>
     </w:tblStylePr>
   </w:style>
-  <w:style w:type="table" w:styleId="816">
+  <w:style w:type="table" w:styleId="818">
     <w:name w:val="Bordered &amp; Lined - Accent 3"/>
-    <w:basedOn w:val="887"/>
+    <w:basedOn w:val="889"/>
     <w:uiPriority w:val="99"/>
     <w:pPr>
       <w:pBdr/>
@@ -29746,9 +30246,9 @@
       </w:tcPr>
     </w:tblStylePr>
   </w:style>
-  <w:style w:type="table" w:styleId="817">
+  <w:style w:type="table" w:styleId="819">
     <w:name w:val="Bordered &amp; Lined - Accent 4"/>
-    <w:basedOn w:val="887"/>
+    <w:basedOn w:val="889"/>
     <w:uiPriority w:val="99"/>
     <w:pPr>
       <w:pBdr/>
@@ -29990,9 +30490,9 @@
       </w:tcPr>
     </w:tblStylePr>
   </w:style>
-  <w:style w:type="table" w:styleId="818">
+  <w:style w:type="table" w:styleId="820">
     <w:name w:val="Bordered &amp; Lined - Accent 5"/>
-    <w:basedOn w:val="887"/>
+    <w:basedOn w:val="889"/>
     <w:uiPriority w:val="99"/>
     <w:pPr>
       <w:pBdr/>
@@ -30234,9 +30734,9 @@
       </w:tcPr>
     </w:tblStylePr>
   </w:style>
-  <w:style w:type="table" w:styleId="819">
+  <w:style w:type="table" w:styleId="821">
     <w:name w:val="Bordered &amp; Lined - Accent 6"/>
-    <w:basedOn w:val="887"/>
+    <w:basedOn w:val="889"/>
     <w:uiPriority w:val="99"/>
     <w:pPr>
       <w:pBdr/>
@@ -30478,9 +30978,9 @@
       </w:tcPr>
     </w:tblStylePr>
   </w:style>
-  <w:style w:type="table" w:styleId="820">
+  <w:style w:type="table" w:styleId="822">
     <w:name w:val="Bordered"/>
-    <w:basedOn w:val="887"/>
+    <w:basedOn w:val="889"/>
     <w:uiPriority w:val="99"/>
     <w:pPr>
       <w:pBdr/>
@@ -30709,9 +31209,9 @@
       </w:tcPr>
     </w:tblStylePr>
   </w:style>
-  <w:style w:type="table" w:styleId="821">
+  <w:style w:type="table" w:styleId="823">
     <w:name w:val="Bordered - Accent 1"/>
-    <w:basedOn w:val="887"/>
+    <w:basedOn w:val="889"/>
     <w:uiPriority w:val="99"/>
     <w:pPr>
       <w:pBdr/>
@@ -30940,9 +31440,9 @@
       </w:tcPr>
     </w:tblStylePr>
   </w:style>
-  <w:style w:type="table" w:styleId="822">
+  <w:style w:type="table" w:styleId="824">
     <w:name w:val="Bordered - Accent 2"/>
-    <w:basedOn w:val="887"/>
+    <w:basedOn w:val="889"/>
     <w:uiPriority w:val="99"/>
     <w:pPr>
       <w:pBdr/>
@@ -31171,9 +31671,9 @@
       </w:tcPr>
     </w:tblStylePr>
   </w:style>
-  <w:style w:type="table" w:styleId="823">
+  <w:style w:type="table" w:styleId="825">
     <w:name w:val="Bordered - Accent 3"/>
-    <w:basedOn w:val="887"/>
+    <w:basedOn w:val="889"/>
     <w:uiPriority w:val="99"/>
     <w:pPr>
       <w:pBdr/>
@@ -31402,9 +31902,9 @@
       </w:tcPr>
     </w:tblStylePr>
   </w:style>
-  <w:style w:type="table" w:styleId="824">
+  <w:style w:type="table" w:styleId="826">
     <w:name w:val="Bordered - Accent 4"/>
-    <w:basedOn w:val="887"/>
+    <w:basedOn w:val="889"/>
     <w:uiPriority w:val="99"/>
     <w:pPr>
       <w:pBdr/>
@@ -31633,9 +32133,9 @@
       </w:tcPr>
     </w:tblStylePr>
   </w:style>
-  <w:style w:type="table" w:styleId="825">
+  <w:style w:type="table" w:styleId="827">
     <w:name w:val="Bordered - Accent 5"/>
-    <w:basedOn w:val="887"/>
+    <w:basedOn w:val="889"/>
     <w:uiPriority w:val="99"/>
     <w:pPr>
       <w:pBdr/>
@@ -31864,9 +32364,9 @@
       </w:tcPr>
     </w:tblStylePr>
   </w:style>
-  <w:style w:type="table" w:styleId="826">
+  <w:style w:type="table" w:styleId="828">
     <w:name w:val="Bordered - Accent 6"/>
-    <w:basedOn w:val="887"/>
+    <w:basedOn w:val="889"/>
     <w:uiPriority w:val="99"/>
     <w:pPr>
       <w:pBdr/>
@@ -32095,11 +32595,11 @@
       </w:tcPr>
     </w:tblStylePr>
   </w:style>
-  <w:style w:type="paragraph" w:styleId="827">
+  <w:style w:type="paragraph" w:styleId="829">
     <w:name w:val="Heading 1"/>
-    <w:basedOn w:val="886"/>
-    <w:next w:val="886"/>
-    <w:link w:val="837"/>
+    <w:basedOn w:val="888"/>
+    <w:next w:val="888"/>
+    <w:link w:val="839"/>
     <w:uiPriority w:val="9"/>
     <w:qFormat/>
     <w:pPr>
@@ -32118,11 +32618,11 @@
       <w:szCs w:val="28"/>
     </w:rPr>
   </w:style>
-  <w:style w:type="paragraph" w:styleId="828">
+  <w:style w:type="paragraph" w:styleId="830">
     <w:name w:val="Heading 2"/>
-    <w:basedOn w:val="886"/>
-    <w:next w:val="886"/>
-    <w:link w:val="838"/>
+    <w:basedOn w:val="888"/>
+    <w:next w:val="888"/>
+    <w:link w:val="840"/>
     <w:uiPriority w:val="9"/>
     <w:unhideWhenUsed/>
     <w:qFormat/>
@@ -32141,11 +32641,11 @@
       <w:szCs w:val="32"/>
     </w:rPr>
   </w:style>
-  <w:style w:type="paragraph" w:styleId="829">
+  <w:style w:type="paragraph" w:styleId="831">
     <w:name w:val="Heading 3"/>
-    <w:basedOn w:val="886"/>
-    <w:next w:val="886"/>
-    <w:link w:val="839"/>
+    <w:basedOn w:val="888"/>
+    <w:next w:val="888"/>
+    <w:link w:val="841"/>
     <w:uiPriority w:val="9"/>
     <w:unhideWhenUsed/>
     <w:qFormat/>
@@ -32164,11 +32664,11 @@
       <w:szCs w:val="28"/>
     </w:rPr>
   </w:style>
-  <w:style w:type="paragraph" w:styleId="830">
+  <w:style w:type="paragraph" w:styleId="832">
     <w:name w:val="Heading 4"/>
-    <w:basedOn w:val="886"/>
-    <w:next w:val="886"/>
-    <w:link w:val="840"/>
+    <w:basedOn w:val="888"/>
+    <w:next w:val="888"/>
+    <w:link w:val="842"/>
     <w:uiPriority w:val="9"/>
     <w:unhideWhenUsed/>
     <w:qFormat/>
@@ -32187,11 +32687,11 @@
       <w:color w:val="0f4761" w:themeColor="accent1" w:themeShade="BF"/>
     </w:rPr>
   </w:style>
-  <w:style w:type="paragraph" w:styleId="831">
+  <w:style w:type="paragraph" w:styleId="833">
     <w:name w:val="Heading 5"/>
-    <w:basedOn w:val="886"/>
-    <w:next w:val="886"/>
-    <w:link w:val="841"/>
+    <w:basedOn w:val="888"/>
+    <w:next w:val="888"/>
+    <w:link w:val="843"/>
     <w:uiPriority w:val="9"/>
     <w:unhideWhenUsed/>
     <w:qFormat/>
@@ -32208,11 +32708,11 @@
       <w:color w:val="0f4761" w:themeColor="accent1" w:themeShade="BF"/>
     </w:rPr>
   </w:style>
-  <w:style w:type="paragraph" w:styleId="832">
+  <w:style w:type="paragraph" w:styleId="834">
     <w:name w:val="Heading 6"/>
-    <w:basedOn w:val="886"/>
-    <w:next w:val="886"/>
-    <w:link w:val="842"/>
+    <w:basedOn w:val="888"/>
+    <w:next w:val="888"/>
+    <w:link w:val="844"/>
     <w:uiPriority w:val="9"/>
     <w:unhideWhenUsed/>
     <w:qFormat/>
@@ -32231,11 +32731,11 @@
       <w:color w:val="595959" w:themeColor="text1" w:themeTint="A6"/>
     </w:rPr>
   </w:style>
-  <w:style w:type="paragraph" w:styleId="833">
+  <w:style w:type="paragraph" w:styleId="835">
     <w:name w:val="Heading 7"/>
-    <w:basedOn w:val="886"/>
-    <w:next w:val="886"/>
-    <w:link w:val="843"/>
+    <w:basedOn w:val="888"/>
+    <w:next w:val="888"/>
+    <w:link w:val="845"/>
     <w:uiPriority w:val="9"/>
     <w:unhideWhenUsed/>
     <w:qFormat/>
@@ -32252,11 +32752,11 @@
       <w:color w:val="595959" w:themeColor="text1" w:themeTint="A6"/>
     </w:rPr>
   </w:style>
-  <w:style w:type="paragraph" w:styleId="834">
+  <w:style w:type="paragraph" w:styleId="836">
     <w:name w:val="Heading 8"/>
-    <w:basedOn w:val="886"/>
-    <w:next w:val="886"/>
-    <w:link w:val="844"/>
+    <w:basedOn w:val="888"/>
+    <w:next w:val="888"/>
+    <w:link w:val="846"/>
     <w:uiPriority w:val="9"/>
     <w:unhideWhenUsed/>
     <w:qFormat/>
@@ -32275,11 +32775,11 @@
       <w:color w:val="272727" w:themeColor="text1" w:themeTint="D8"/>
     </w:rPr>
   </w:style>
-  <w:style w:type="paragraph" w:styleId="835">
+  <w:style w:type="paragraph" w:styleId="837">
     <w:name w:val="Heading 9"/>
-    <w:basedOn w:val="886"/>
-    <w:next w:val="886"/>
-    <w:link w:val="845"/>
+    <w:basedOn w:val="888"/>
+    <w:next w:val="888"/>
+    <w:link w:val="847"/>
     <w:uiPriority w:val="9"/>
     <w:unhideWhenUsed/>
     <w:qFormat/>
@@ -32298,7 +32798,7 @@
       <w:color w:val="272727" w:themeColor="text1" w:themeTint="D8"/>
     </w:rPr>
   </w:style>
-  <w:style w:type="character" w:styleId="836" w:default="1">
+  <w:style w:type="character" w:styleId="838" w:default="1">
     <w:name w:val="Default Paragraph Font"/>
     <w:uiPriority w:val="1"/>
     <w:semiHidden/>
@@ -32309,9 +32809,9 @@
       <w:ind/>
     </w:pPr>
   </w:style>
-  <w:style w:type="character" w:styleId="837">
+  <w:style w:type="character" w:styleId="839">
     <w:name w:val="Heading 1 Char"/>
-    <w:link w:val="827"/>
+    <w:link w:val="829"/>
     <w:uiPriority w:val="9"/>
     <w:pPr>
       <w:pBdr/>
@@ -32324,10 +32824,10 @@
       <w:szCs w:val="28"/>
     </w:rPr>
   </w:style>
-  <w:style w:type="character" w:styleId="838">
+  <w:style w:type="character" w:styleId="840">
     <w:name w:val="Heading 2 Char"/>
-    <w:basedOn w:val="836"/>
-    <w:link w:val="828"/>
+    <w:basedOn w:val="838"/>
+    <w:link w:val="830"/>
     <w:uiPriority w:val="9"/>
     <w:pPr>
       <w:pBdr/>
@@ -32341,10 +32841,10 @@
       <w:szCs w:val="32"/>
     </w:rPr>
   </w:style>
-  <w:style w:type="character" w:styleId="839">
+  <w:style w:type="character" w:styleId="841">
     <w:name w:val="Heading 3 Char"/>
-    <w:basedOn w:val="836"/>
-    <w:link w:val="829"/>
+    <w:basedOn w:val="838"/>
+    <w:link w:val="831"/>
     <w:uiPriority w:val="9"/>
     <w:pPr>
       <w:pBdr/>
@@ -32358,10 +32858,10 @@
       <w:szCs w:val="28"/>
     </w:rPr>
   </w:style>
-  <w:style w:type="character" w:styleId="840">
+  <w:style w:type="character" w:styleId="842">
     <w:name w:val="Heading 4 Char"/>
-    <w:basedOn w:val="836"/>
-    <w:link w:val="830"/>
+    <w:basedOn w:val="838"/>
+    <w:link w:val="832"/>
     <w:uiPriority w:val="9"/>
     <w:pPr>
       <w:pBdr/>
@@ -32375,10 +32875,10 @@
       <w:color w:val="0f4761" w:themeColor="accent1" w:themeShade="BF"/>
     </w:rPr>
   </w:style>
-  <w:style w:type="character" w:styleId="841">
+  <w:style w:type="character" w:styleId="843">
     <w:name w:val="Heading 5 Char"/>
-    <w:basedOn w:val="836"/>
-    <w:link w:val="831"/>
+    <w:basedOn w:val="838"/>
+    <w:link w:val="833"/>
     <w:uiPriority w:val="9"/>
     <w:pPr>
       <w:pBdr/>
@@ -32390,10 +32890,10 @@
       <w:color w:val="0f4761" w:themeColor="accent1" w:themeShade="BF"/>
     </w:rPr>
   </w:style>
-  <w:style w:type="character" w:styleId="842">
+  <w:style w:type="character" w:styleId="844">
     <w:name w:val="Heading 6 Char"/>
-    <w:basedOn w:val="836"/>
-    <w:link w:val="832"/>
+    <w:basedOn w:val="838"/>
+    <w:link w:val="834"/>
     <w:uiPriority w:val="9"/>
     <w:pPr>
       <w:pBdr/>
@@ -32407,10 +32907,10 @@
       <w:color w:val="595959" w:themeColor="text1" w:themeTint="A6"/>
     </w:rPr>
   </w:style>
-  <w:style w:type="character" w:styleId="843">
+  <w:style w:type="character" w:styleId="845">
     <w:name w:val="Heading 7 Char"/>
-    <w:basedOn w:val="836"/>
-    <w:link w:val="833"/>
+    <w:basedOn w:val="838"/>
+    <w:link w:val="835"/>
     <w:uiPriority w:val="9"/>
     <w:pPr>
       <w:pBdr/>
@@ -32422,10 +32922,10 @@
       <w:color w:val="595959" w:themeColor="text1" w:themeTint="A6"/>
     </w:rPr>
   </w:style>
-  <w:style w:type="character" w:styleId="844">
+  <w:style w:type="character" w:styleId="846">
     <w:name w:val="Heading 8 Char"/>
-    <w:basedOn w:val="836"/>
-    <w:link w:val="834"/>
+    <w:basedOn w:val="838"/>
+    <w:link w:val="836"/>
     <w:uiPriority w:val="9"/>
     <w:pPr>
       <w:pBdr/>
@@ -32439,10 +32939,10 @@
       <w:color w:val="272727" w:themeColor="text1" w:themeTint="D8"/>
     </w:rPr>
   </w:style>
-  <w:style w:type="character" w:styleId="845">
+  <w:style w:type="character" w:styleId="847">
     <w:name w:val="Heading 9 Char"/>
-    <w:basedOn w:val="836"/>
-    <w:link w:val="835"/>
+    <w:basedOn w:val="838"/>
+    <w:link w:val="837"/>
     <w:uiPriority w:val="9"/>
     <w:pPr>
       <w:pBdr/>
@@ -32456,11 +32956,11 @@
       <w:color w:val="272727" w:themeColor="text1" w:themeTint="D8"/>
     </w:rPr>
   </w:style>
-  <w:style w:type="paragraph" w:styleId="846">
+  <w:style w:type="paragraph" w:styleId="848">
     <w:name w:val="Title"/>
-    <w:basedOn w:val="886"/>
-    <w:next w:val="886"/>
-    <w:link w:val="847"/>
+    <w:basedOn w:val="888"/>
+    <w:next w:val="888"/>
+    <w:link w:val="849"/>
     <w:uiPriority w:val="10"/>
     <w:qFormat/>
     <w:pPr>
@@ -32476,10 +32976,10 @@
       <w:szCs w:val="56"/>
     </w:rPr>
   </w:style>
-  <w:style w:type="character" w:styleId="847">
+  <w:style w:type="character" w:styleId="849">
     <w:name w:val="Title Char"/>
-    <w:basedOn w:val="836"/>
-    <w:link w:val="846"/>
+    <w:basedOn w:val="838"/>
+    <w:link w:val="848"/>
     <w:uiPriority w:val="10"/>
     <w:pPr>
       <w:pBdr/>
@@ -32493,11 +32993,11 @@
       <w:szCs w:val="56"/>
     </w:rPr>
   </w:style>
-  <w:style w:type="paragraph" w:styleId="848">
+  <w:style w:type="paragraph" w:styleId="850">
     <w:name w:val="Subtitle"/>
-    <w:basedOn w:val="886"/>
-    <w:next w:val="886"/>
-    <w:link w:val="849"/>
+    <w:basedOn w:val="888"/>
+    <w:next w:val="888"/>
+    <w:link w:val="851"/>
     <w:uiPriority w:val="11"/>
     <w:qFormat/>
     <w:pPr>
@@ -32515,10 +33015,10 @@
       <w:szCs w:val="28"/>
     </w:rPr>
   </w:style>
-  <w:style w:type="character" w:styleId="849">
+  <w:style w:type="character" w:styleId="851">
     <w:name w:val="Subtitle Char"/>
-    <w:basedOn w:val="836"/>
-    <w:link w:val="848"/>
+    <w:basedOn w:val="838"/>
+    <w:link w:val="850"/>
     <w:uiPriority w:val="11"/>
     <w:pPr>
       <w:pBdr/>
@@ -32532,11 +33032,11 @@
       <w:szCs w:val="28"/>
     </w:rPr>
   </w:style>
-  <w:style w:type="paragraph" w:styleId="850">
+  <w:style w:type="paragraph" w:styleId="852">
     <w:name w:val="Quote"/>
-    <w:basedOn w:val="886"/>
-    <w:next w:val="886"/>
-    <w:link w:val="851"/>
+    <w:basedOn w:val="888"/>
+    <w:next w:val="888"/>
+    <w:link w:val="853"/>
     <w:uiPriority w:val="29"/>
     <w:qFormat/>
     <w:pPr>
@@ -32551,10 +33051,10 @@
       <w:color w:val="404040" w:themeColor="text1" w:themeTint="BF"/>
     </w:rPr>
   </w:style>
-  <w:style w:type="character" w:styleId="851">
+  <w:style w:type="character" w:styleId="853">
     <w:name w:val="Quote Char"/>
-    <w:basedOn w:val="836"/>
-    <w:link w:val="850"/>
+    <w:basedOn w:val="838"/>
+    <w:link w:val="852"/>
     <w:uiPriority w:val="29"/>
     <w:pPr>
       <w:pBdr/>
@@ -32567,9 +33067,9 @@
       <w:color w:val="404040" w:themeColor="text1" w:themeTint="BF"/>
     </w:rPr>
   </w:style>
-  <w:style w:type="character" w:styleId="852">
+  <w:style w:type="character" w:styleId="854">
     <w:name w:val="Intense Emphasis"/>
-    <w:basedOn w:val="836"/>
+    <w:basedOn w:val="838"/>
     <w:uiPriority w:val="21"/>
     <w:qFormat/>
     <w:pPr>
@@ -32583,11 +33083,11 @@
       <w:color w:val="0f4761" w:themeColor="accent1" w:themeShade="BF"/>
     </w:rPr>
   </w:style>
-  <w:style w:type="paragraph" w:styleId="853">
+  <w:style w:type="paragraph" w:styleId="855">
     <w:name w:val="Intense Quote"/>
-    <w:basedOn w:val="886"/>
-    <w:next w:val="886"/>
-    <w:link w:val="854"/>
+    <w:basedOn w:val="888"/>
+    <w:next w:val="888"/>
+    <w:link w:val="856"/>
     <w:uiPriority w:val="30"/>
     <w:qFormat/>
     <w:pPr>
@@ -32605,10 +33105,10 @@
       <w:color w:val="0f4761" w:themeColor="accent1" w:themeShade="BF"/>
     </w:rPr>
   </w:style>
-  <w:style w:type="character" w:styleId="854">
+  <w:style w:type="character" w:styleId="856">
     <w:name w:val="Intense Quote Char"/>
-    <w:basedOn w:val="836"/>
-    <w:link w:val="853"/>
+    <w:basedOn w:val="838"/>
+    <w:link w:val="855"/>
     <w:uiPriority w:val="30"/>
     <w:pPr>
       <w:pBdr/>
@@ -32621,9 +33121,9 @@
       <w:color w:val="0f4761" w:themeColor="accent1" w:themeShade="BF"/>
     </w:rPr>
   </w:style>
-  <w:style w:type="character" w:styleId="855">
+  <w:style w:type="character" w:styleId="857">
     <w:name w:val="Intense Reference"/>
-    <w:basedOn w:val="836"/>
+    <w:basedOn w:val="838"/>
     <w:uiPriority w:val="32"/>
     <w:qFormat/>
     <w:pPr>
@@ -32639,9 +33139,9 @@
       <w:spacing w:val="5"/>
     </w:rPr>
   </w:style>
-  <w:style w:type="character" w:styleId="856">
+  <w:style w:type="character" w:styleId="858">
     <w:name w:val="Subtle Emphasis"/>
-    <w:basedOn w:val="836"/>
+    <w:basedOn w:val="838"/>
     <w:uiPriority w:val="19"/>
     <w:qFormat/>
     <w:pPr>
@@ -32655,9 +33155,9 @@
       <w:color w:val="404040" w:themeColor="text1" w:themeTint="BF"/>
     </w:rPr>
   </w:style>
-  <w:style w:type="character" w:styleId="857">
+  <w:style w:type="character" w:styleId="859">
     <w:name w:val="Emphasis"/>
-    <w:basedOn w:val="836"/>
+    <w:basedOn w:val="838"/>
     <w:uiPriority w:val="20"/>
     <w:qFormat/>
     <w:pPr>
@@ -32670,9 +33170,9 @@
       <w:iCs/>
     </w:rPr>
   </w:style>
-  <w:style w:type="character" w:styleId="858">
+  <w:style w:type="character" w:styleId="860">
     <w:name w:val="Strong"/>
-    <w:basedOn w:val="836"/>
+    <w:basedOn w:val="838"/>
     <w:uiPriority w:val="22"/>
     <w:qFormat/>
     <w:pPr>
@@ -32685,9 +33185,9 @@
       <w:bCs/>
     </w:rPr>
   </w:style>
-  <w:style w:type="character" w:styleId="859">
+  <w:style w:type="character" w:styleId="861">
     <w:name w:val="Subtle Reference"/>
-    <w:basedOn w:val="836"/>
+    <w:basedOn w:val="838"/>
     <w:uiPriority w:val="31"/>
     <w:qFormat/>
     <w:pPr>
@@ -32700,9 +33200,9 @@
       <w:color w:val="5a5a5a" w:themeColor="text1" w:themeTint="A5"/>
     </w:rPr>
   </w:style>
-  <w:style w:type="character" w:styleId="860">
+  <w:style w:type="character" w:styleId="862">
     <w:name w:val="Book Title"/>
-    <w:basedOn w:val="836"/>
+    <w:basedOn w:val="838"/>
     <w:uiPriority w:val="33"/>
     <w:qFormat/>
     <w:pPr>
@@ -32718,36 +33218,9 @@
       <w:spacing w:val="5"/>
     </w:rPr>
   </w:style>
-  <w:style w:type="paragraph" w:styleId="861">
+  <w:style w:type="paragraph" w:styleId="863">
     <w:name w:val="Header"/>
-    <w:basedOn w:val="886"/>
-    <w:link w:val="862"/>
-    <w:uiPriority w:val="99"/>
-    <w:unhideWhenUsed/>
-    <w:pPr>
-      <w:pBdr/>
-      <w:tabs>
-        <w:tab w:val="center" w:leader="none" w:pos="4844"/>
-        <w:tab w:val="right" w:leader="none" w:pos="9689"/>
-      </w:tabs>
-      <w:spacing w:after="0" w:line="240" w:lineRule="auto"/>
-      <w:ind/>
-    </w:pPr>
-  </w:style>
-  <w:style w:type="character" w:styleId="862">
-    <w:name w:val="Header Char"/>
-    <w:basedOn w:val="836"/>
-    <w:link w:val="861"/>
-    <w:uiPriority w:val="99"/>
-    <w:pPr>
-      <w:pBdr/>
-      <w:spacing/>
-      <w:ind/>
-    </w:pPr>
-  </w:style>
-  <w:style w:type="paragraph" w:styleId="863">
-    <w:name w:val="Footer"/>
-    <w:basedOn w:val="886"/>
+    <w:basedOn w:val="888"/>
     <w:link w:val="864"/>
     <w:uiPriority w:val="99"/>
     <w:unhideWhenUsed/>
@@ -32762,8 +33235,8 @@
     </w:pPr>
   </w:style>
   <w:style w:type="character" w:styleId="864">
-    <w:name w:val="Footer Char"/>
-    <w:basedOn w:val="836"/>
+    <w:name w:val="Header Char"/>
+    <w:basedOn w:val="838"/>
     <w:link w:val="863"/>
     <w:uiPriority w:val="99"/>
     <w:pPr>
@@ -32773,9 +33246,36 @@
     </w:pPr>
   </w:style>
   <w:style w:type="paragraph" w:styleId="865">
+    <w:name w:val="Footer"/>
+    <w:basedOn w:val="888"/>
+    <w:link w:val="866"/>
+    <w:uiPriority w:val="99"/>
+    <w:unhideWhenUsed/>
+    <w:pPr>
+      <w:pBdr/>
+      <w:tabs>
+        <w:tab w:val="center" w:leader="none" w:pos="4844"/>
+        <w:tab w:val="right" w:leader="none" w:pos="9689"/>
+      </w:tabs>
+      <w:spacing w:after="0" w:line="240" w:lineRule="auto"/>
+      <w:ind/>
+    </w:pPr>
+  </w:style>
+  <w:style w:type="character" w:styleId="866">
+    <w:name w:val="Footer Char"/>
+    <w:basedOn w:val="838"/>
+    <w:link w:val="865"/>
+    <w:uiPriority w:val="99"/>
+    <w:pPr>
+      <w:pBdr/>
+      <w:spacing/>
+      <w:ind/>
+    </w:pPr>
+  </w:style>
+  <w:style w:type="paragraph" w:styleId="867">
     <w:name w:val="Caption"/>
-    <w:basedOn w:val="886"/>
-    <w:next w:val="886"/>
+    <w:basedOn w:val="888"/>
+    <w:next w:val="888"/>
     <w:uiPriority w:val="35"/>
     <w:unhideWhenUsed/>
     <w:qFormat/>
@@ -32792,10 +33292,10 @@
       <w:szCs w:val="18"/>
     </w:rPr>
   </w:style>
-  <w:style w:type="paragraph" w:styleId="866">
+  <w:style w:type="paragraph" w:styleId="868">
     <w:name w:val="footnote text"/>
-    <w:basedOn w:val="886"/>
-    <w:link w:val="867"/>
+    <w:basedOn w:val="888"/>
+    <w:link w:val="869"/>
     <w:uiPriority w:val="99"/>
     <w:semiHidden/>
     <w:unhideWhenUsed/>
@@ -32809,10 +33309,10 @@
       <w:szCs w:val="20"/>
     </w:rPr>
   </w:style>
-  <w:style w:type="character" w:styleId="867">
+  <w:style w:type="character" w:styleId="869">
     <w:name w:val="Footnote Text Char"/>
-    <w:basedOn w:val="836"/>
-    <w:link w:val="866"/>
+    <w:basedOn w:val="838"/>
+    <w:link w:val="868"/>
     <w:uiPriority w:val="99"/>
     <w:semiHidden/>
     <w:pPr>
@@ -32825,9 +33325,9 @@
       <w:szCs w:val="20"/>
     </w:rPr>
   </w:style>
-  <w:style w:type="character" w:styleId="868">
+  <w:style w:type="character" w:styleId="870">
     <w:name w:val="footnote reference"/>
-    <w:basedOn w:val="836"/>
+    <w:basedOn w:val="838"/>
     <w:uiPriority w:val="99"/>
     <w:semiHidden/>
     <w:unhideWhenUsed/>
@@ -32840,10 +33340,10 @@
       <w:vertAlign w:val="superscript"/>
     </w:rPr>
   </w:style>
-  <w:style w:type="paragraph" w:styleId="869">
+  <w:style w:type="paragraph" w:styleId="871">
     <w:name w:val="endnote text"/>
-    <w:basedOn w:val="886"/>
-    <w:link w:val="870"/>
+    <w:basedOn w:val="888"/>
+    <w:link w:val="872"/>
     <w:uiPriority w:val="99"/>
     <w:semiHidden/>
     <w:unhideWhenUsed/>
@@ -32857,10 +33357,10 @@
       <w:szCs w:val="20"/>
     </w:rPr>
   </w:style>
-  <w:style w:type="character" w:styleId="870">
+  <w:style w:type="character" w:styleId="872">
     <w:name w:val="Endnote Text Char"/>
-    <w:basedOn w:val="836"/>
-    <w:link w:val="869"/>
+    <w:basedOn w:val="838"/>
+    <w:link w:val="871"/>
     <w:uiPriority w:val="99"/>
     <w:semiHidden/>
     <w:pPr>
@@ -32873,9 +33373,9 @@
       <w:szCs w:val="20"/>
     </w:rPr>
   </w:style>
-  <w:style w:type="character" w:styleId="871">
+  <w:style w:type="character" w:styleId="873">
     <w:name w:val="endnote reference"/>
-    <w:basedOn w:val="836"/>
+    <w:basedOn w:val="838"/>
     <w:uiPriority w:val="99"/>
     <w:semiHidden/>
     <w:unhideWhenUsed/>
@@ -32888,9 +33388,9 @@
       <w:vertAlign w:val="superscript"/>
     </w:rPr>
   </w:style>
-  <w:style w:type="character" w:styleId="872">
+  <w:style w:type="character" w:styleId="874">
     <w:name w:val="Hyperlink"/>
-    <w:basedOn w:val="836"/>
+    <w:basedOn w:val="838"/>
     <w:uiPriority w:val="99"/>
     <w:unhideWhenUsed/>
     <w:pPr>
@@ -32903,9 +33403,9 @@
       <w:u w:val="single"/>
     </w:rPr>
   </w:style>
-  <w:style w:type="character" w:styleId="873">
+  <w:style w:type="character" w:styleId="875">
     <w:name w:val="FollowedHyperlink"/>
-    <w:basedOn w:val="836"/>
+    <w:basedOn w:val="838"/>
     <w:uiPriority w:val="99"/>
     <w:semiHidden/>
     <w:unhideWhenUsed/>
@@ -32919,10 +33419,10 @@
       <w:u w:val="single"/>
     </w:rPr>
   </w:style>
-  <w:style w:type="paragraph" w:styleId="874">
+  <w:style w:type="paragraph" w:styleId="876">
     <w:name w:val="toc 1"/>
-    <w:basedOn w:val="886"/>
-    <w:next w:val="886"/>
+    <w:basedOn w:val="888"/>
+    <w:next w:val="888"/>
     <w:uiPriority w:val="39"/>
     <w:unhideWhenUsed/>
     <w:pPr>
@@ -32931,10 +33431,10 @@
       <w:ind/>
     </w:pPr>
   </w:style>
-  <w:style w:type="paragraph" w:styleId="875">
+  <w:style w:type="paragraph" w:styleId="877">
     <w:name w:val="toc 2"/>
-    <w:basedOn w:val="886"/>
-    <w:next w:val="886"/>
+    <w:basedOn w:val="888"/>
+    <w:next w:val="888"/>
     <w:uiPriority w:val="39"/>
     <w:unhideWhenUsed/>
     <w:pPr>
@@ -32943,10 +33443,10 @@
       <w:ind w:left="220"/>
     </w:pPr>
   </w:style>
-  <w:style w:type="paragraph" w:styleId="876">
+  <w:style w:type="paragraph" w:styleId="878">
     <w:name w:val="toc 3"/>
-    <w:basedOn w:val="886"/>
-    <w:next w:val="886"/>
+    <w:basedOn w:val="888"/>
+    <w:next w:val="888"/>
     <w:uiPriority w:val="39"/>
     <w:unhideWhenUsed/>
     <w:pPr>
@@ -32955,10 +33455,10 @@
       <w:ind w:left="440"/>
     </w:pPr>
   </w:style>
-  <w:style w:type="paragraph" w:styleId="877">
+  <w:style w:type="paragraph" w:styleId="879">
     <w:name w:val="toc 4"/>
-    <w:basedOn w:val="886"/>
-    <w:next w:val="886"/>
+    <w:basedOn w:val="888"/>
+    <w:next w:val="888"/>
     <w:uiPriority w:val="39"/>
     <w:unhideWhenUsed/>
     <w:pPr>
@@ -32967,10 +33467,10 @@
       <w:ind w:left="660"/>
     </w:pPr>
   </w:style>
-  <w:style w:type="paragraph" w:styleId="878">
+  <w:style w:type="paragraph" w:styleId="880">
     <w:name w:val="toc 5"/>
-    <w:basedOn w:val="886"/>
-    <w:next w:val="886"/>
+    <w:basedOn w:val="888"/>
+    <w:next w:val="888"/>
     <w:uiPriority w:val="39"/>
     <w:unhideWhenUsed/>
     <w:pPr>
@@ -32979,10 +33479,10 @@
       <w:ind w:left="880"/>
     </w:pPr>
   </w:style>
-  <w:style w:type="paragraph" w:styleId="879">
+  <w:style w:type="paragraph" w:styleId="881">
     <w:name w:val="toc 6"/>
-    <w:basedOn w:val="886"/>
-    <w:next w:val="886"/>
+    <w:basedOn w:val="888"/>
+    <w:next w:val="888"/>
     <w:uiPriority w:val="39"/>
     <w:unhideWhenUsed/>
     <w:pPr>
@@ -32991,10 +33491,10 @@
       <w:ind w:left="1100"/>
     </w:pPr>
   </w:style>
-  <w:style w:type="paragraph" w:styleId="880">
+  <w:style w:type="paragraph" w:styleId="882">
     <w:name w:val="toc 7"/>
-    <w:basedOn w:val="886"/>
-    <w:next w:val="886"/>
+    <w:basedOn w:val="888"/>
+    <w:next w:val="888"/>
     <w:uiPriority w:val="39"/>
     <w:unhideWhenUsed/>
     <w:pPr>
@@ -33003,10 +33503,10 @@
       <w:ind w:left="1320"/>
     </w:pPr>
   </w:style>
-  <w:style w:type="paragraph" w:styleId="881">
+  <w:style w:type="paragraph" w:styleId="883">
     <w:name w:val="toc 8"/>
-    <w:basedOn w:val="886"/>
-    <w:next w:val="886"/>
+    <w:basedOn w:val="888"/>
+    <w:next w:val="888"/>
     <w:uiPriority w:val="39"/>
     <w:unhideWhenUsed/>
     <w:pPr>
@@ -33015,10 +33515,10 @@
       <w:ind w:left="1540"/>
     </w:pPr>
   </w:style>
-  <w:style w:type="paragraph" w:styleId="882">
+  <w:style w:type="paragraph" w:styleId="884">
     <w:name w:val="toc 9"/>
-    <w:basedOn w:val="886"/>
-    <w:next w:val="886"/>
+    <w:basedOn w:val="888"/>
+    <w:next w:val="888"/>
     <w:uiPriority w:val="39"/>
     <w:unhideWhenUsed/>
     <w:pPr>
@@ -33027,9 +33527,9 @@
       <w:ind w:left="1760"/>
     </w:pPr>
   </w:style>
-  <w:style w:type="character" w:styleId="883">
+  <w:style w:type="character" w:styleId="885">
     <w:name w:val="Placeholder Text"/>
-    <w:basedOn w:val="836"/>
+    <w:basedOn w:val="838"/>
     <w:uiPriority w:val="99"/>
     <w:semiHidden/>
     <w:pPr>
@@ -33041,7 +33541,7 @@
       <w:color w:val="666666"/>
     </w:rPr>
   </w:style>
-  <w:style w:type="paragraph" w:styleId="884">
+  <w:style w:type="paragraph" w:styleId="886">
     <w:name w:val="TOC Heading"/>
     <w:uiPriority w:val="39"/>
     <w:unhideWhenUsed/>
@@ -33051,10 +33551,10 @@
       <w:ind/>
     </w:pPr>
   </w:style>
-  <w:style w:type="paragraph" w:styleId="885">
+  <w:style w:type="paragraph" w:styleId="887">
     <w:name w:val="table of figures"/>
-    <w:basedOn w:val="886"/>
-    <w:next w:val="886"/>
+    <w:basedOn w:val="888"/>
+    <w:next w:val="888"/>
     <w:uiPriority w:val="99"/>
     <w:unhideWhenUsed/>
     <w:pPr>
@@ -33063,7 +33563,7 @@
       <w:ind/>
     </w:pPr>
   </w:style>
-  <w:style w:type="paragraph" w:styleId="886" w:default="1">
+  <w:style w:type="paragraph" w:styleId="888" w:default="1">
     <w:name w:val="Normal"/>
     <w:qFormat/>
     <w:pPr>
@@ -33077,7 +33577,7 @@
       <w:szCs w:val="28"/>
     </w:rPr>
   </w:style>
-  <w:style w:type="table" w:styleId="887" w:default="1">
+  <w:style w:type="table" w:styleId="889" w:default="1">
     <w:name w:val="Normal Table"/>
     <w:uiPriority w:val="99"/>
     <w:semiHidden/>
@@ -33270,7 +33770,7 @@
       </w:tcPr>
     </w:tblStylePr>
   </w:style>
-  <w:style w:type="numbering" w:styleId="888" w:default="1">
+  <w:style w:type="numbering" w:styleId="890" w:default="1">
     <w:name w:val="No List"/>
     <w:uiPriority w:val="99"/>
     <w:semiHidden/>
@@ -33281,9 +33781,9 @@
       <w:ind/>
     </w:pPr>
   </w:style>
-  <w:style w:type="paragraph" w:styleId="889">
+  <w:style w:type="paragraph" w:styleId="891">
     <w:name w:val="No Spacing"/>
-    <w:basedOn w:val="886"/>
+    <w:basedOn w:val="888"/>
     <w:uiPriority w:val="1"/>
     <w:qFormat/>
     <w:pPr>
@@ -33292,9 +33792,9 @@
       <w:ind/>
     </w:pPr>
   </w:style>
-  <w:style w:type="paragraph" w:styleId="890">
+  <w:style w:type="paragraph" w:styleId="892">
     <w:name w:val="List Paragraph"/>
-    <w:basedOn w:val="886"/>
+    <w:basedOn w:val="888"/>
     <w:uiPriority w:val="34"/>
     <w:qFormat/>
     <w:pPr>
